--- a/lessons/6-7/homework.docx
+++ b/lessons/6-7/homework.docx
@@ -106,7 +106,55 @@
     </w:p>
     <w:p>
       <w:pPr>
-        <w:spacing w:after="60"/>
+        <w:keepNext/>
+        <w:spacing w:after="20" w:before="80"/>
+        <w:jc w:val="center"/>
+      </w:pPr>
+      <w:r>
+        <w:drawing>
+          <wp:inline distT="0" distB="0" distL="0" distR="0">
+            <wp:extent cx="1047750" cy="790575"/>
+            <wp:effectExtent t="0" r="0" b="0" l="0"/>
+            <wp:docPr id="1" name="" descr="" title=""/>
+            <wp:cNvGraphicFramePr>
+              <a:graphicFrameLocks xmlns:a="http://schemas.openxmlformats.org/drawingml/2006/main" noChangeAspect="1"/>
+            </wp:cNvGraphicFramePr>
+            <a:graphic xmlns:a="http://schemas.openxmlformats.org/drawingml/2006/main">
+              <a:graphicData uri="http://schemas.openxmlformats.org/drawingml/2006/picture">
+                <pic:pic xmlns:pic="http://schemas.openxmlformats.org/drawingml/2006/picture">
+                  <pic:nvPicPr>
+                    <pic:cNvPr id="0" name="" descr=""/>
+                    <pic:cNvPicPr>
+                      <a:picLocks noChangeAspect="1" noChangeArrowheads="1"/>
+                    </pic:cNvPicPr>
+                  </pic:nvPicPr>
+                  <pic:blipFill>
+                    <a:blip r:embed="rId7" cstate="none"/>
+                    <a:srcRect/>
+                    <a:stretch>
+                      <a:fillRect/>
+                    </a:stretch>
+                  </pic:blipFill>
+                  <pic:spPr bwMode="auto">
+                    <a:xfrm>
+                      <a:off x="0" y="0"/>
+                      <a:ext cx="1047750" cy="790575"/>
+                    </a:xfrm>
+                    <a:prstGeom prst="rect">
+                      <a:avLst/>
+                    </a:prstGeom>
+                  </pic:spPr>
+                </pic:pic>
+              </a:graphicData>
+            </a:graphic>
+          </wp:inline>
+        </w:drawing>
+      </w:r>
+    </w:p>
+    <w:p>
+      <w:pPr>
+        <w:keepNext/>
+        <w:spacing w:after="120"/>
       </w:pPr>
       <w:r>
         <w:rPr>
@@ -116,12 +164,60 @@
         <w:t xml:space="preserve">Like Terms (Términos semejantes)</w:t>
       </w:r>
       <w:r>
-        <w:t xml:space="preserve"> — Terms that have the same variable raised to the same power</w:t>
-      </w:r>
-    </w:p>
-    <w:p>
-      <w:pPr>
-        <w:spacing w:after="60"/>
+        <w:t xml:space="preserve"> — Terms with the same letter, like 2x and 5x.</w:t>
+      </w:r>
+    </w:p>
+    <w:p>
+      <w:pPr>
+        <w:keepNext/>
+        <w:spacing w:after="20" w:before="80"/>
+        <w:jc w:val="center"/>
+      </w:pPr>
+      <w:r>
+        <w:drawing>
+          <wp:inline distT="0" distB="0" distL="0" distR="0">
+            <wp:extent cx="1047750" cy="790575"/>
+            <wp:effectExtent t="0" r="0" b="0" l="0"/>
+            <wp:docPr id="1" name="" descr="" title=""/>
+            <wp:cNvGraphicFramePr>
+              <a:graphicFrameLocks xmlns:a="http://schemas.openxmlformats.org/drawingml/2006/main" noChangeAspect="1"/>
+            </wp:cNvGraphicFramePr>
+            <a:graphic xmlns:a="http://schemas.openxmlformats.org/drawingml/2006/main">
+              <a:graphicData uri="http://schemas.openxmlformats.org/drawingml/2006/picture">
+                <pic:pic xmlns:pic="http://schemas.openxmlformats.org/drawingml/2006/picture">
+                  <pic:nvPicPr>
+                    <pic:cNvPr id="0" name="" descr=""/>
+                    <pic:cNvPicPr>
+                      <a:picLocks noChangeAspect="1" noChangeArrowheads="1"/>
+                    </pic:cNvPicPr>
+                  </pic:nvPicPr>
+                  <pic:blipFill>
+                    <a:blip r:embed="rId8" cstate="none"/>
+                    <a:srcRect/>
+                    <a:stretch>
+                      <a:fillRect/>
+                    </a:stretch>
+                  </pic:blipFill>
+                  <pic:spPr bwMode="auto">
+                    <a:xfrm>
+                      <a:off x="0" y="0"/>
+                      <a:ext cx="1047750" cy="790575"/>
+                    </a:xfrm>
+                    <a:prstGeom prst="rect">
+                      <a:avLst/>
+                    </a:prstGeom>
+                  </pic:spPr>
+                </pic:pic>
+              </a:graphicData>
+            </a:graphic>
+          </wp:inline>
+        </w:drawing>
+      </w:r>
+    </w:p>
+    <w:p>
+      <w:pPr>
+        <w:keepNext/>
+        <w:spacing w:after="120"/>
       </w:pPr>
       <w:r>
         <w:rPr>
@@ -131,12 +227,60 @@
         <w:t xml:space="preserve">Combine (Combinar)</w:t>
       </w:r>
       <w:r>
-        <w:t xml:space="preserve"> — To add or subtract like terms into a single term</w:t>
-      </w:r>
-    </w:p>
-    <w:p>
-      <w:pPr>
-        <w:spacing w:after="60"/>
+        <w:t xml:space="preserve"> — To add or subtract terms with the same letter into one.</w:t>
+      </w:r>
+    </w:p>
+    <w:p>
+      <w:pPr>
+        <w:keepNext/>
+        <w:spacing w:after="20" w:before="80"/>
+        <w:jc w:val="center"/>
+      </w:pPr>
+      <w:r>
+        <w:drawing>
+          <wp:inline distT="0" distB="0" distL="0" distR="0">
+            <wp:extent cx="1047750" cy="790575"/>
+            <wp:effectExtent t="0" r="0" b="0" l="0"/>
+            <wp:docPr id="1" name="" descr="" title=""/>
+            <wp:cNvGraphicFramePr>
+              <a:graphicFrameLocks xmlns:a="http://schemas.openxmlformats.org/drawingml/2006/main" noChangeAspect="1"/>
+            </wp:cNvGraphicFramePr>
+            <a:graphic xmlns:a="http://schemas.openxmlformats.org/drawingml/2006/main">
+              <a:graphicData uri="http://schemas.openxmlformats.org/drawingml/2006/picture">
+                <pic:pic xmlns:pic="http://schemas.openxmlformats.org/drawingml/2006/picture">
+                  <pic:nvPicPr>
+                    <pic:cNvPr id="0" name="" descr=""/>
+                    <pic:cNvPicPr>
+                      <a:picLocks noChangeAspect="1" noChangeArrowheads="1"/>
+                    </pic:cNvPicPr>
+                  </pic:nvPicPr>
+                  <pic:blipFill>
+                    <a:blip r:embed="rId9" cstate="none"/>
+                    <a:srcRect/>
+                    <a:stretch>
+                      <a:fillRect/>
+                    </a:stretch>
+                  </pic:blipFill>
+                  <pic:spPr bwMode="auto">
+                    <a:xfrm>
+                      <a:off x="0" y="0"/>
+                      <a:ext cx="1047750" cy="790575"/>
+                    </a:xfrm>
+                    <a:prstGeom prst="rect">
+                      <a:avLst/>
+                    </a:prstGeom>
+                  </pic:spPr>
+                </pic:pic>
+              </a:graphicData>
+            </a:graphic>
+          </wp:inline>
+        </w:drawing>
+      </w:r>
+    </w:p>
+    <w:p>
+      <w:pPr>
+        <w:keepNext/>
+        <w:spacing w:after="120"/>
       </w:pPr>
       <w:r>
         <w:rPr>
@@ -146,12 +290,60 @@
         <w:t xml:space="preserve">Simplify (Simplificar)</w:t>
       </w:r>
       <w:r>
-        <w:t xml:space="preserve"> — To write an expression in its shortest, equivalent form</w:t>
-      </w:r>
-    </w:p>
-    <w:p>
-      <w:pPr>
-        <w:spacing w:after="60"/>
+        <w:t xml:space="preserve"> — To write an expression in its shortest form.</w:t>
+      </w:r>
+    </w:p>
+    <w:p>
+      <w:pPr>
+        <w:keepNext/>
+        <w:spacing w:after="20" w:before="80"/>
+        <w:jc w:val="center"/>
+      </w:pPr>
+      <w:r>
+        <w:drawing>
+          <wp:inline distT="0" distB="0" distL="0" distR="0">
+            <wp:extent cx="1047750" cy="790575"/>
+            <wp:effectExtent t="0" r="0" b="0" l="0"/>
+            <wp:docPr id="1" name="" descr="" title=""/>
+            <wp:cNvGraphicFramePr>
+              <a:graphicFrameLocks xmlns:a="http://schemas.openxmlformats.org/drawingml/2006/main" noChangeAspect="1"/>
+            </wp:cNvGraphicFramePr>
+            <a:graphic xmlns:a="http://schemas.openxmlformats.org/drawingml/2006/main">
+              <a:graphicData uri="http://schemas.openxmlformats.org/drawingml/2006/picture">
+                <pic:pic xmlns:pic="http://schemas.openxmlformats.org/drawingml/2006/picture">
+                  <pic:nvPicPr>
+                    <pic:cNvPr id="0" name="" descr=""/>
+                    <pic:cNvPicPr>
+                      <a:picLocks noChangeAspect="1" noChangeArrowheads="1"/>
+                    </pic:cNvPicPr>
+                  </pic:nvPicPr>
+                  <pic:blipFill>
+                    <a:blip r:embed="rId10" cstate="none"/>
+                    <a:srcRect/>
+                    <a:stretch>
+                      <a:fillRect/>
+                    </a:stretch>
+                  </pic:blipFill>
+                  <pic:spPr bwMode="auto">
+                    <a:xfrm>
+                      <a:off x="0" y="0"/>
+                      <a:ext cx="1047750" cy="790575"/>
+                    </a:xfrm>
+                    <a:prstGeom prst="rect">
+                      <a:avLst/>
+                    </a:prstGeom>
+                  </pic:spPr>
+                </pic:pic>
+              </a:graphicData>
+            </a:graphic>
+          </wp:inline>
+        </w:drawing>
+      </w:r>
+    </w:p>
+    <w:p>
+      <w:pPr>
+        <w:keepNext/>
+        <w:spacing w:after="120"/>
       </w:pPr>
       <w:r>
         <w:rPr>
@@ -161,7 +353,133 @@
         <w:t xml:space="preserve">Coefficient (Coeficiente)</w:t>
       </w:r>
       <w:r>
-        <w:t xml:space="preserve"> — The number multiplied by a variable in a term</w:t>
+        <w:t xml:space="preserve"> — The number in front of a letter, like the 3 in 3x.</w:t>
+      </w:r>
+    </w:p>
+    <w:p>
+      <w:pPr>
+        <w:keepNext/>
+        <w:spacing w:after="20" w:before="80"/>
+        <w:jc w:val="center"/>
+      </w:pPr>
+      <w:r>
+        <w:drawing>
+          <wp:inline distT="0" distB="0" distL="0" distR="0">
+            <wp:extent cx="1047750" cy="790575"/>
+            <wp:effectExtent t="0" r="0" b="0" l="0"/>
+            <wp:docPr id="1" name="" descr="" title=""/>
+            <wp:cNvGraphicFramePr>
+              <a:graphicFrameLocks xmlns:a="http://schemas.openxmlformats.org/drawingml/2006/main" noChangeAspect="1"/>
+            </wp:cNvGraphicFramePr>
+            <a:graphic xmlns:a="http://schemas.openxmlformats.org/drawingml/2006/main">
+              <a:graphicData uri="http://schemas.openxmlformats.org/drawingml/2006/picture">
+                <pic:pic xmlns:pic="http://schemas.openxmlformats.org/drawingml/2006/picture">
+                  <pic:nvPicPr>
+                    <pic:cNvPr id="0" name="" descr=""/>
+                    <pic:cNvPicPr>
+                      <a:picLocks noChangeAspect="1" noChangeArrowheads="1"/>
+                    </pic:cNvPicPr>
+                  </pic:nvPicPr>
+                  <pic:blipFill>
+                    <a:blip r:embed="rId11" cstate="none"/>
+                    <a:srcRect/>
+                    <a:stretch>
+                      <a:fillRect/>
+                    </a:stretch>
+                  </pic:blipFill>
+                  <pic:spPr bwMode="auto">
+                    <a:xfrm>
+                      <a:off x="0" y="0"/>
+                      <a:ext cx="1047750" cy="790575"/>
+                    </a:xfrm>
+                    <a:prstGeom prst="rect">
+                      <a:avLst/>
+                    </a:prstGeom>
+                  </pic:spPr>
+                </pic:pic>
+              </a:graphicData>
+            </a:graphic>
+          </wp:inline>
+        </w:drawing>
+      </w:r>
+    </w:p>
+    <w:p>
+      <w:pPr>
+        <w:keepNext/>
+        <w:spacing w:after="120"/>
+      </w:pPr>
+      <w:r>
+        <w:rPr>
+          <w:b/>
+          <w:bCs/>
+        </w:rPr>
+        <w:t xml:space="preserve">Term (Término)</w:t>
+      </w:r>
+      <w:r>
+        <w:t xml:space="preserve"> — A single number, variable, or product of them, separated by + or − signs.</w:t>
+      </w:r>
+    </w:p>
+    <w:p>
+      <w:pPr>
+        <w:keepNext/>
+        <w:spacing w:after="20" w:before="80"/>
+        <w:jc w:val="center"/>
+      </w:pPr>
+      <w:r>
+        <w:drawing>
+          <wp:inline distT="0" distB="0" distL="0" distR="0">
+            <wp:extent cx="1047750" cy="790575"/>
+            <wp:effectExtent t="0" r="0" b="0" l="0"/>
+            <wp:docPr id="1" name="" descr="" title=""/>
+            <wp:cNvGraphicFramePr>
+              <a:graphicFrameLocks xmlns:a="http://schemas.openxmlformats.org/drawingml/2006/main" noChangeAspect="1"/>
+            </wp:cNvGraphicFramePr>
+            <a:graphic xmlns:a="http://schemas.openxmlformats.org/drawingml/2006/main">
+              <a:graphicData uri="http://schemas.openxmlformats.org/drawingml/2006/picture">
+                <pic:pic xmlns:pic="http://schemas.openxmlformats.org/drawingml/2006/picture">
+                  <pic:nvPicPr>
+                    <pic:cNvPr id="0" name="" descr=""/>
+                    <pic:cNvPicPr>
+                      <a:picLocks noChangeAspect="1" noChangeArrowheads="1"/>
+                    </pic:cNvPicPr>
+                  </pic:nvPicPr>
+                  <pic:blipFill>
+                    <a:blip r:embed="rId12" cstate="none"/>
+                    <a:srcRect/>
+                    <a:stretch>
+                      <a:fillRect/>
+                    </a:stretch>
+                  </pic:blipFill>
+                  <pic:spPr bwMode="auto">
+                    <a:xfrm>
+                      <a:off x="0" y="0"/>
+                      <a:ext cx="1047750" cy="790575"/>
+                    </a:xfrm>
+                    <a:prstGeom prst="rect">
+                      <a:avLst/>
+                    </a:prstGeom>
+                  </pic:spPr>
+                </pic:pic>
+              </a:graphicData>
+            </a:graphic>
+          </wp:inline>
+        </w:drawing>
+      </w:r>
+    </w:p>
+    <w:p>
+      <w:pPr>
+        <w:keepNext/>
+        <w:spacing w:after="120"/>
+      </w:pPr>
+      <w:r>
+        <w:rPr>
+          <w:b/>
+          <w:bCs/>
+        </w:rPr>
+        <w:t xml:space="preserve">Distributive property (Propiedad distributiva)</w:t>
+      </w:r>
+      <w:r>
+        <w:t xml:space="preserve"> — Multiplying a sum by a number means multiplying each part by that number.</w:t>
       </w:r>
     </w:p>
     <w:p>

--- a/lessons/6-7/homework.docx
+++ b/lessons/6-7/homework.docx
@@ -24,7 +24,7 @@
           <w:i/>
           <w:iCs/>
         </w:rPr>
-        <w:t xml:space="preserve">Lesson 6-7  •  Standard 6.EE.3</w:t>
+        <w:t xml:space="preserve">Lesson 6-7  •  Standard 6.AT.7</w:t>
       </w:r>
     </w:p>
     <w:p>
@@ -1178,39 +1178,43 @@
           <w:b/>
           <w:bCs/>
         </w:rPr>
-        <w:t xml:space="preserve">6. Simplify: 4x + 3 + 2x.</w:t>
-      </w:r>
-    </w:p>
-    <w:p>
-      <w:pPr>
-        <w:spacing w:after="40" w:before="0"/>
-      </w:pPr>
-      <w:r>
-        <w:t xml:space="preserve">     A. 6x + 3</w:t>
-      </w:r>
-    </w:p>
-    <w:p>
-      <w:pPr>
-        <w:spacing w:after="40" w:before="0"/>
-      </w:pPr>
-      <w:r>
-        <w:t xml:space="preserve">     B. 9x</w:t>
-      </w:r>
-    </w:p>
-    <w:p>
-      <w:pPr>
-        <w:spacing w:after="40" w:before="0"/>
-      </w:pPr>
-      <w:r>
-        <w:t xml:space="preserve">     C. 6x + 5</w:t>
-      </w:r>
-    </w:p>
-    <w:p>
-      <w:pPr>
-        <w:spacing w:after="40" w:before="0"/>
-      </w:pPr>
-      <w:r>
-        <w:t xml:space="preserve">     D. 4x + 5</w:t>
+        <w:t xml:space="preserve">6. onLevel — Spot the Common Mistake</w:t>
+      </w:r>
+    </w:p>
+    <w:p>
+      <w:pPr>
+        <w:spacing w:after="40" w:before="0"/>
+      </w:pPr>
+      <w:r>
+        <w:t xml:space="preserve">   Step 1 (Read): A student is working on Simplify Algebraic Expressions.</w:t>
+      </w:r>
+    </w:p>
+    <w:p>
+      <w:pPr>
+        <w:spacing w:after="40" w:before="0"/>
+      </w:pPr>
+      <w:r>
+        <w:t xml:space="preserve">   Step 2 (Attempt): They ignored the rule: Only combine terms that have the same variable part; numbers without a variable combine with each other.</w:t>
+      </w:r>
+    </w:p>
+    <w:p>
+      <w:pPr>
+        <w:spacing w:after="40" w:before="0"/>
+      </w:pPr>
+      <w:r>
+        <w:t xml:space="preserve">   Step 3 (Check): The answer does not match the math rule from class.</w:t>
+      </w:r>
+    </w:p>
+    <w:p>
+      <w:pPr>
+        <w:spacing w:after="60" w:before="0"/>
+      </w:pPr>
+      <w:r>
+        <w:rPr>
+          <w:i/>
+          <w:iCs/>
+        </w:rPr>
+        <w:t xml:space="preserve">Which step has the mistake? Explain and fix it:</w:t>
       </w:r>
     </w:p>
     <w:p>
@@ -1226,6 +1230,28 @@
     </w:p>
     <w:p>
       <w:pPr>
+        <w:spacing w:after="60" w:before="120"/>
+      </w:pPr>
+      <w:r>
+        <w:rPr>
+          <w:color w:val="BBBBBB"/>
+        </w:rPr>
+        <w:t xml:space="preserve">______________________________________________________________________</w:t>
+      </w:r>
+    </w:p>
+    <w:p>
+      <w:pPr>
+        <w:spacing w:after="60" w:before="120"/>
+      </w:pPr>
+      <w:r>
+        <w:rPr>
+          <w:color w:val="BBBBBB"/>
+        </w:rPr>
+        <w:t xml:space="preserve">______________________________________________________________________</w:t>
+      </w:r>
+    </w:p>
+    <w:p>
+      <w:pPr>
         <w:spacing w:after="80" w:before="0"/>
       </w:pPr>
       <w:r>
@@ -1233,39 +1259,39 @@
           <w:b/>
           <w:bCs/>
         </w:rPr>
-        <w:t xml:space="preserve">7. Simplify: 7y − 2y + 5.</w:t>
-      </w:r>
-    </w:p>
-    <w:p>
-      <w:pPr>
-        <w:spacing w:after="40" w:before="0"/>
-      </w:pPr>
-      <w:r>
-        <w:t xml:space="preserve">     A. 5y + 5</w:t>
-      </w:r>
-    </w:p>
-    <w:p>
-      <w:pPr>
-        <w:spacing w:after="40" w:before="0"/>
-      </w:pPr>
-      <w:r>
-        <w:t xml:space="preserve">     B. 9y + 5</w:t>
-      </w:r>
-    </w:p>
-    <w:p>
-      <w:pPr>
-        <w:spacing w:after="40" w:before="0"/>
-      </w:pPr>
-      <w:r>
-        <w:t xml:space="preserve">     C. 5y − 5</w:t>
-      </w:r>
-    </w:p>
-    <w:p>
-      <w:pPr>
-        <w:spacing w:after="40" w:before="0"/>
-      </w:pPr>
-      <w:r>
-        <w:t xml:space="preserve">     D. 10y</w:t>
+        <w:t xml:space="preserve">7. The board shows 3x + 5x on one channel. Simplify it.</w:t>
+      </w:r>
+    </w:p>
+    <w:p>
+      <w:pPr>
+        <w:spacing w:after="40" w:before="0"/>
+      </w:pPr>
+      <w:r>
+        <w:t xml:space="preserve">     A. 8x</w:t>
+      </w:r>
+    </w:p>
+    <w:p>
+      <w:pPr>
+        <w:spacing w:after="40" w:before="0"/>
+      </w:pPr>
+      <w:r>
+        <w:t xml:space="preserve">     B. 15x</w:t>
+      </w:r>
+    </w:p>
+    <w:p>
+      <w:pPr>
+        <w:spacing w:after="40" w:before="0"/>
+      </w:pPr>
+      <w:r>
+        <w:t xml:space="preserve">     C. 8x²</w:t>
+      </w:r>
+    </w:p>
+    <w:p>
+      <w:pPr>
+        <w:spacing w:after="40" w:before="0"/>
+      </w:pPr>
+      <w:r>
+        <w:t xml:space="preserve">     D. 35x</w:t>
       </w:r>
     </w:p>
     <w:p>
@@ -1288,39 +1314,39 @@
           <w:b/>
           <w:bCs/>
         </w:rPr>
-        <w:t xml:space="preserve">8. Simplify: 3(x + 2) + 4x.</w:t>
-      </w:r>
-    </w:p>
-    <w:p>
-      <w:pPr>
-        <w:spacing w:after="40" w:before="0"/>
-      </w:pPr>
-      <w:r>
-        <w:t xml:space="preserve">     A. 7x + 6</w:t>
-      </w:r>
-    </w:p>
-    <w:p>
-      <w:pPr>
-        <w:spacing w:after="40" w:before="0"/>
-      </w:pPr>
-      <w:r>
-        <w:t xml:space="preserve">     B. 3x + 6</w:t>
-      </w:r>
-    </w:p>
-    <w:p>
-      <w:pPr>
-        <w:spacing w:after="40" w:before="0"/>
-      </w:pPr>
-      <w:r>
-        <w:t xml:space="preserve">     C. 7x + 2</w:t>
-      </w:r>
-    </w:p>
-    <w:p>
-      <w:pPr>
-        <w:spacing w:after="40" w:before="0"/>
-      </w:pPr>
-      <w:r>
-        <w:t xml:space="preserve">     D. 12x</w:t>
+        <w:t xml:space="preserve">8. Simplify the track: 4a + 2 + a.</w:t>
+      </w:r>
+    </w:p>
+    <w:p>
+      <w:pPr>
+        <w:spacing w:after="40" w:before="0"/>
+      </w:pPr>
+      <w:r>
+        <w:t xml:space="preserve">     A. 5a + 2</w:t>
+      </w:r>
+    </w:p>
+    <w:p>
+      <w:pPr>
+        <w:spacing w:after="40" w:before="0"/>
+      </w:pPr>
+      <w:r>
+        <w:t xml:space="preserve">     B. 7a</w:t>
+      </w:r>
+    </w:p>
+    <w:p>
+      <w:pPr>
+        <w:spacing w:after="40" w:before="0"/>
+      </w:pPr>
+      <w:r>
+        <w:t xml:space="preserve">     C. 5a²+ 2</w:t>
+      </w:r>
+    </w:p>
+    <w:p>
+      <w:pPr>
+        <w:spacing w:after="40" w:before="0"/>
+      </w:pPr>
+      <w:r>
+        <w:t xml:space="preserve">     D. 6a</w:t>
       </w:r>
     </w:p>
     <w:p>
@@ -1343,39 +1369,94 @@
           <w:b/>
           <w:bCs/>
         </w:rPr>
-        <w:t xml:space="preserve">9. Simplify: 8a + 4 − 3a − 1.</w:t>
-      </w:r>
-    </w:p>
-    <w:p>
-      <w:pPr>
-        <w:spacing w:after="40" w:before="0"/>
-      </w:pPr>
-      <w:r>
-        <w:t xml:space="preserve">     A. 5a + 3</w:t>
-      </w:r>
-    </w:p>
-    <w:p>
-      <w:pPr>
-        <w:spacing w:after="40" w:before="0"/>
-      </w:pPr>
-      <w:r>
-        <w:t xml:space="preserve">     B. 5a + 5</w:t>
-      </w:r>
-    </w:p>
-    <w:p>
-      <w:pPr>
-        <w:spacing w:after="40" w:before="0"/>
-      </w:pPr>
-      <w:r>
-        <w:t xml:space="preserve">     C. 11a + 3</w:t>
-      </w:r>
-    </w:p>
-    <w:p>
-      <w:pPr>
-        <w:spacing w:after="40" w:before="0"/>
-      </w:pPr>
-      <w:r>
-        <w:t xml:space="preserve">     D. 5a − 3</w:t>
+        <w:t xml:space="preserve">9. Clean up this channel: 7y − 3y.</w:t>
+      </w:r>
+    </w:p>
+    <w:p>
+      <w:pPr>
+        <w:spacing w:after="40" w:before="0"/>
+      </w:pPr>
+      <w:r>
+        <w:t xml:space="preserve">     A. 4y</w:t>
+      </w:r>
+    </w:p>
+    <w:p>
+      <w:pPr>
+        <w:spacing w:after="40" w:before="0"/>
+      </w:pPr>
+      <w:r>
+        <w:t xml:space="preserve">     B. 10y</w:t>
+      </w:r>
+    </w:p>
+    <w:p>
+      <w:pPr>
+        <w:spacing w:after="40" w:before="0"/>
+      </w:pPr>
+      <w:r>
+        <w:t xml:space="preserve">     C. 4</w:t>
+      </w:r>
+    </w:p>
+    <w:p>
+      <w:pPr>
+        <w:spacing w:after="40" w:before="0"/>
+      </w:pPr>
+      <w:r>
+        <w:t xml:space="preserve">     D. 21y</w:t>
+      </w:r>
+    </w:p>
+    <w:p>
+      <w:pPr>
+        <w:spacing w:after="60" w:before="120"/>
+      </w:pPr>
+      <w:r>
+        <w:rPr>
+          <w:color w:val="BBBBBB"/>
+        </w:rPr>
+        <w:t xml:space="preserve">______________________________________________________________________</w:t>
+      </w:r>
+    </w:p>
+    <w:p>
+      <w:pPr>
+        <w:spacing w:after="80" w:before="0"/>
+      </w:pPr>
+      <w:r>
+        <w:rPr>
+          <w:b/>
+          <w:bCs/>
+        </w:rPr>
+        <w:t xml:space="preserve">10. Simplify the mix: 6m + 4 + 3m.</w:t>
+      </w:r>
+    </w:p>
+    <w:p>
+      <w:pPr>
+        <w:spacing w:after="40" w:before="0"/>
+      </w:pPr>
+      <w:r>
+        <w:t xml:space="preserve">     A. 9m + 4</w:t>
+      </w:r>
+    </w:p>
+    <w:p>
+      <w:pPr>
+        <w:spacing w:after="40" w:before="0"/>
+      </w:pPr>
+      <w:r>
+        <w:t xml:space="preserve">     B. 13m</w:t>
+      </w:r>
+    </w:p>
+    <w:p>
+      <w:pPr>
+        <w:spacing w:after="40" w:before="0"/>
+      </w:pPr>
+      <w:r>
+        <w:t xml:space="preserve">     C. 9m + 4m</w:t>
+      </w:r>
+    </w:p>
+    <w:p>
+      <w:pPr>
+        <w:spacing w:after="40" w:before="0"/>
+      </w:pPr>
+      <w:r>
+        <w:t xml:space="preserve">     D. 10m</w:t>
       </w:r>
     </w:p>
     <w:p>
@@ -1421,10 +1502,22 @@
     </w:p>
     <w:p>
       <w:pPr>
+        <w:spacing w:after="20" w:before="0"/>
+      </w:pPr>
+      <w:r>
+        <w:t xml:space="preserve">     7x + 3x = 10x. Add the coefficients: 7 + 3 = 10.</w:t>
+      </w:r>
+    </w:p>
+    <w:p>
+      <w:pPr>
         <w:spacing w:after="80" w:before="0"/>
       </w:pPr>
       <w:r>
-        <w:t xml:space="preserve">     7x + 3x = 10x. Add the coefficients: 7 + 3 = 10.</w:t>
+        <w:rPr>
+          <w:i/>
+          <w:iCs/>
+        </w:rPr>
+        <w:t xml:space="preserve">     Watch for: A common mistake in Simplify Algebraic Expressions is skipping the key idea: "Only combine terms that have the same variable part; numbers without a variable combine with each other." — always check your work against this rule before you submit.</w:t>
       </w:r>
     </w:p>
     <w:p>
@@ -1441,10 +1534,22 @@
     </w:p>
     <w:p>
       <w:pPr>
+        <w:spacing w:after="20" w:before="0"/>
+      </w:pPr>
+      <w:r>
+        <w:t xml:space="preserve">     9n + 2n = 11n. The constant 4 has no like term, so it stays. Result: 11n + 4.</w:t>
+      </w:r>
+    </w:p>
+    <w:p>
+      <w:pPr>
         <w:spacing w:after="80" w:before="0"/>
       </w:pPr>
       <w:r>
-        <w:t xml:space="preserve">     9n + 2n = 11n. The constant 4 has no like term, so it stays. Result: 11n + 4.</w:t>
+        <w:rPr>
+          <w:i/>
+          <w:iCs/>
+        </w:rPr>
+        <w:t xml:space="preserve">     Watch for: A common mistake in Simplify Algebraic Expressions is skipping the key idea: "Only combine terms that have the same variable part; numbers without a variable combine with each other." — always check your work against this rule before you submit.</w:t>
       </w:r>
     </w:p>
     <w:p>
@@ -1668,7 +1773,43 @@
           <w:b/>
           <w:bCs/>
         </w:rPr>
-        <w:t xml:space="preserve">6. A. 6x + 3</w:t>
+        <w:t xml:space="preserve">6. onLevel — Spot the Common Mistake</w:t>
+      </w:r>
+    </w:p>
+    <w:p>
+      <w:pPr>
+        <w:spacing w:after="20" w:before="0"/>
+      </w:pPr>
+      <w:r>
+        <w:t xml:space="preserve">     The mistake is in Step 2.</w:t>
+      </w:r>
+    </w:p>
+    <w:p>
+      <w:pPr>
+        <w:spacing w:after="20" w:before="0"/>
+      </w:pPr>
+      <w:r>
+        <w:t xml:space="preserve">     Correct work: Follow the key idea: Only combine terms that have the same variable part; numbers without a variable combine with each other.</w:t>
+      </w:r>
+    </w:p>
+    <w:p>
+      <w:pPr>
+        <w:spacing w:after="40" w:before="0"/>
+      </w:pPr>
+      <w:r>
+        <w:rPr>
+          <w:b/>
+          <w:bCs/>
+        </w:rPr>
+        <w:t xml:space="preserve">7. A. 8x</w:t>
+      </w:r>
+    </w:p>
+    <w:p>
+      <w:pPr>
+        <w:spacing w:after="20" w:before="0"/>
+      </w:pPr>
+      <w:r>
+        <w:t xml:space="preserve">     3x and 5x are like terms, so add the coefficients: 3 + 5 = 8. The variable x stays, giving 8x.</w:t>
       </w:r>
     </w:p>
     <w:p>
@@ -1676,19 +1817,31 @@
         <w:spacing w:after="80" w:before="0"/>
       </w:pPr>
       <w:r>
-        <w:t xml:space="preserve">     Combine like terms 4x + 2x = 6x, then add 3: 6x + 3.</w:t>
-      </w:r>
-    </w:p>
-    <w:p>
-      <w:pPr>
-        <w:spacing w:after="40" w:before="0"/>
-      </w:pPr>
-      <w:r>
-        <w:rPr>
-          <w:b/>
-          <w:bCs/>
-        </w:rPr>
-        <w:t xml:space="preserve">7. A. 5y + 5</w:t>
+        <w:rPr>
+          <w:i/>
+          <w:iCs/>
+        </w:rPr>
+        <w:t xml:space="preserve">     Watch for: A common mistake in Simplify Algebraic Expressions is skipping the key idea: "Only combine terms that have the same variable part; numbers without a variable combine with each other." — always check your work against this rule before you submit.</w:t>
+      </w:r>
+    </w:p>
+    <w:p>
+      <w:pPr>
+        <w:spacing w:after="40" w:before="0"/>
+      </w:pPr>
+      <w:r>
+        <w:rPr>
+          <w:b/>
+          <w:bCs/>
+        </w:rPr>
+        <w:t xml:space="preserve">8. A. 5a + 2</w:t>
+      </w:r>
+    </w:p>
+    <w:p>
+      <w:pPr>
+        <w:spacing w:after="20" w:before="0"/>
+      </w:pPr>
+      <w:r>
+        <w:t xml:space="preserve">     4a + a = 5a (remember a means 1a). The 2 has no like term, so it stays. Result: 5a + 2.</w:t>
       </w:r>
     </w:p>
     <w:p>
@@ -1696,19 +1849,31 @@
         <w:spacing w:after="80" w:before="0"/>
       </w:pPr>
       <w:r>
-        <w:t xml:space="preserve">     7y − 2y = 5y, so 5y + 5.</w:t>
-      </w:r>
-    </w:p>
-    <w:p>
-      <w:pPr>
-        <w:spacing w:after="40" w:before="0"/>
-      </w:pPr>
-      <w:r>
-        <w:rPr>
-          <w:b/>
-          <w:bCs/>
-        </w:rPr>
-        <w:t xml:space="preserve">8. A. 7x + 6</w:t>
+        <w:rPr>
+          <w:i/>
+          <w:iCs/>
+        </w:rPr>
+        <w:t xml:space="preserve">     Watch for: A common mistake in Simplify Algebraic Expressions is skipping the key idea: "Only combine terms that have the same variable part; numbers without a variable combine with each other." — always check your work against this rule before you submit.</w:t>
+      </w:r>
+    </w:p>
+    <w:p>
+      <w:pPr>
+        <w:spacing w:after="40" w:before="0"/>
+      </w:pPr>
+      <w:r>
+        <w:rPr>
+          <w:b/>
+          <w:bCs/>
+        </w:rPr>
+        <w:t xml:space="preserve">9. A. 4y</w:t>
+      </w:r>
+    </w:p>
+    <w:p>
+      <w:pPr>
+        <w:spacing w:after="20" w:before="0"/>
+      </w:pPr>
+      <w:r>
+        <w:t xml:space="preserve">     Subtract the coefficients of the like terms: 7 − 3 = 4. Keep the variable y, giving 4y.</w:t>
       </w:r>
     </w:p>
     <w:p>
@@ -1716,19 +1881,31 @@
         <w:spacing w:after="80" w:before="0"/>
       </w:pPr>
       <w:r>
-        <w:t xml:space="preserve">     3x + 6 + 4x = 7x + 6.</w:t>
-      </w:r>
-    </w:p>
-    <w:p>
-      <w:pPr>
-        <w:spacing w:after="40" w:before="0"/>
-      </w:pPr>
-      <w:r>
-        <w:rPr>
-          <w:b/>
-          <w:bCs/>
-        </w:rPr>
-        <w:t xml:space="preserve">9. A. 5a + 3</w:t>
+        <w:rPr>
+          <w:i/>
+          <w:iCs/>
+        </w:rPr>
+        <w:t xml:space="preserve">     Watch for: A common mistake in Simplify Algebraic Expressions is skipping the key idea: "Only combine terms that have the same variable part; numbers without a variable combine with each other." — always check your work against this rule before you submit.</w:t>
+      </w:r>
+    </w:p>
+    <w:p>
+      <w:pPr>
+        <w:spacing w:after="40" w:before="0"/>
+      </w:pPr>
+      <w:r>
+        <w:rPr>
+          <w:b/>
+          <w:bCs/>
+        </w:rPr>
+        <w:t xml:space="preserve">10. A. 9m + 4</w:t>
+      </w:r>
+    </w:p>
+    <w:p>
+      <w:pPr>
+        <w:spacing w:after="20" w:before="0"/>
+      </w:pPr>
+      <w:r>
+        <w:t xml:space="preserve">     6m + 3m = 9m. The constant 4 has no like term, so it stays. Result: 9m + 4.</w:t>
       </w:r>
     </w:p>
     <w:p>
@@ -1736,7 +1913,11 @@
         <w:spacing w:after="80" w:before="0"/>
       </w:pPr>
       <w:r>
-        <w:t xml:space="preserve">     8a − 3a = 5a; 4 − 1 = 3; result 5a + 3.</w:t>
+        <w:rPr>
+          <w:i/>
+          <w:iCs/>
+        </w:rPr>
+        <w:t xml:space="preserve">     Watch for: A common mistake in Simplify Algebraic Expressions is skipping the key idea: "Only combine terms that have the same variable part; numbers without a variable combine with each other." — always check your work against this rule before you submit.</w:t>
       </w:r>
     </w:p>
     <w:sectPr>

--- a/lessons/6-7/homework.docx
+++ b/lessons/6-7/homework.docx
@@ -1178,31 +1178,31 @@
           <w:b/>
           <w:bCs/>
         </w:rPr>
-        <w:t xml:space="preserve">6. onLevel — Spot the Common Mistake</w:t>
-      </w:r>
-    </w:p>
-    <w:p>
-      <w:pPr>
-        <w:spacing w:after="40" w:before="0"/>
-      </w:pPr>
-      <w:r>
-        <w:t xml:space="preserve">   Step 1 (Read): A student is working on Simplify Algebraic Expressions.</w:t>
-      </w:r>
-    </w:p>
-    <w:p>
-      <w:pPr>
-        <w:spacing w:after="40" w:before="0"/>
-      </w:pPr>
-      <w:r>
-        <w:t xml:space="preserve">   Step 2 (Attempt): They ignored the rule: Only combine terms that have the same variable part; numbers without a variable combine with each other.</w:t>
-      </w:r>
-    </w:p>
-    <w:p>
-      <w:pPr>
-        <w:spacing w:after="40" w:before="0"/>
-      </w:pPr>
-      <w:r>
-        <w:t xml:space="preserve">   Step 3 (Check): The answer does not match the math rule from class.</w:t>
+        <w:t xml:space="preserve">6. Spot the Mistake — Swept-Up Constant</w:t>
+      </w:r>
+    </w:p>
+    <w:p>
+      <w:pPr>
+        <w:spacing w:after="40" w:before="0"/>
+      </w:pPr>
+      <w:r>
+        <w:t xml:space="preserve">   Step 1 (Expression): 6x + 4 + 2x</w:t>
+      </w:r>
+    </w:p>
+    <w:p>
+      <w:pPr>
+        <w:spacing w:after="40" w:before="0"/>
+      </w:pPr>
+      <w:r>
+        <w:t xml:space="preserve">   Step 2 (Combine): Add everything: 6 + 4 + 2 = 12</w:t>
+      </w:r>
+    </w:p>
+    <w:p>
+      <w:pPr>
+        <w:spacing w:after="40" w:before="0"/>
+      </w:pPr>
+      <w:r>
+        <w:t xml:space="preserve">   Step 3 (Simplify): 12x</w:t>
       </w:r>
     </w:p>
     <w:p>
@@ -1517,7 +1517,7 @@
           <w:i/>
           <w:iCs/>
         </w:rPr>
-        <w:t xml:space="preserve">     Watch for: A common mistake in Simplify Algebraic Expressions is skipping the key idea: "Only combine terms that have the same variable part; numbers without a variable combine with each other." — always check your work against this rule before you submit.</w:t>
+        <w:t xml:space="preserve">     Watch for: A common mistake in Simplify Algebraic Expressions is sweeping a constant into the variable terms — for example, simplifying 6x + 4 + 2x as 12x by adding all three numbers (6 + 4 + 2 = 12) instead of recognizing that 4 has no variable and cannot combine with 6x and 2x. The correct simplified expression is 8x + 4 (combine 6x + 2x = 8x, and let the 4 stay on its own). Before you submit, check that every term you combined has the exact same variable part.</w:t>
       </w:r>
     </w:p>
     <w:p>
@@ -1549,7 +1549,7 @@
           <w:i/>
           <w:iCs/>
         </w:rPr>
-        <w:t xml:space="preserve">     Watch for: A common mistake in Simplify Algebraic Expressions is skipping the key idea: "Only combine terms that have the same variable part; numbers without a variable combine with each other." — always check your work against this rule before you submit.</w:t>
+        <w:t xml:space="preserve">     Watch for: A common mistake in Simplify Algebraic Expressions is sweeping a constant into the variable terms — for example, simplifying 6x + 4 + 2x as 12x by adding all three numbers (6 + 4 + 2 = 12) instead of recognizing that 4 has no variable and cannot combine with 6x and 2x. The correct simplified expression is 8x + 4 (combine 6x + 2x = 8x, and let the 4 stay on its own). Before you submit, check that every term you combined has the exact same variable part.</w:t>
       </w:r>
     </w:p>
     <w:p>
@@ -1773,7 +1773,7 @@
           <w:b/>
           <w:bCs/>
         </w:rPr>
-        <w:t xml:space="preserve">6. onLevel — Spot the Common Mistake</w:t>
+        <w:t xml:space="preserve">6. Spot the Mistake — Swept-Up Constant</w:t>
       </w:r>
     </w:p>
     <w:p>
@@ -1789,7 +1789,7 @@
         <w:spacing w:after="20" w:before="0"/>
       </w:pPr>
       <w:r>
-        <w:t xml:space="preserve">     Correct work: Follow the key idea: Only combine terms that have the same variable part; numbers without a variable combine with each other.</w:t>
+        <w:t xml:space="preserve">     Correct work: The 4 is a constant with no variable, so it cannot be combined with the x-terms. Combine only the like terms: 6x + 2x = 8x, and the 4 stays on its own. The correct simplified expression is 8x + 4. (Check: at x = 1, 6x + 4 + 2x = 6 + 4 + 2 = 12, and 8x + 4 = 12, but 12x = 12 only by accident — at x = 2 it gives 24 instead of the true 20.)</w:t>
       </w:r>
     </w:p>
     <w:p>
@@ -1821,7 +1821,7 @@
           <w:i/>
           <w:iCs/>
         </w:rPr>
-        <w:t xml:space="preserve">     Watch for: A common mistake in Simplify Algebraic Expressions is skipping the key idea: "Only combine terms that have the same variable part; numbers without a variable combine with each other." — always check your work against this rule before you submit.</w:t>
+        <w:t xml:space="preserve">     Watch for: A common mistake in Simplify Algebraic Expressions is sweeping a constant into the variable terms — for example, simplifying 6x + 4 + 2x as 12x by adding all three numbers (6 + 4 + 2 = 12) instead of recognizing that 4 has no variable and cannot combine with 6x and 2x. The correct simplified expression is 8x + 4 (combine 6x + 2x = 8x, and let the 4 stay on its own). Before you submit, check that every term you combined has the exact same variable part.</w:t>
       </w:r>
     </w:p>
     <w:p>
@@ -1853,7 +1853,7 @@
           <w:i/>
           <w:iCs/>
         </w:rPr>
-        <w:t xml:space="preserve">     Watch for: A common mistake in Simplify Algebraic Expressions is skipping the key idea: "Only combine terms that have the same variable part; numbers without a variable combine with each other." — always check your work against this rule before you submit.</w:t>
+        <w:t xml:space="preserve">     Watch for: A common mistake in Simplify Algebraic Expressions is sweeping a constant into the variable terms — for example, simplifying 6x + 4 + 2x as 12x by adding all three numbers (6 + 4 + 2 = 12) instead of recognizing that 4 has no variable and cannot combine with 6x and 2x. The correct simplified expression is 8x + 4 (combine 6x + 2x = 8x, and let the 4 stay on its own). Before you submit, check that every term you combined has the exact same variable part.</w:t>
       </w:r>
     </w:p>
     <w:p>
@@ -1885,7 +1885,7 @@
           <w:i/>
           <w:iCs/>
         </w:rPr>
-        <w:t xml:space="preserve">     Watch for: A common mistake in Simplify Algebraic Expressions is skipping the key idea: "Only combine terms that have the same variable part; numbers without a variable combine with each other." — always check your work against this rule before you submit.</w:t>
+        <w:t xml:space="preserve">     Watch for: A common mistake in Simplify Algebraic Expressions is sweeping a constant into the variable terms — for example, simplifying 6x + 4 + 2x as 12x by adding all three numbers (6 + 4 + 2 = 12) instead of recognizing that 4 has no variable and cannot combine with 6x and 2x. The correct simplified expression is 8x + 4 (combine 6x + 2x = 8x, and let the 4 stay on its own). Before you submit, check that every term you combined has the exact same variable part.</w:t>
       </w:r>
     </w:p>
     <w:p>
@@ -1917,7 +1917,7 @@
           <w:i/>
           <w:iCs/>
         </w:rPr>
-        <w:t xml:space="preserve">     Watch for: A common mistake in Simplify Algebraic Expressions is skipping the key idea: "Only combine terms that have the same variable part; numbers without a variable combine with each other." — always check your work against this rule before you submit.</w:t>
+        <w:t xml:space="preserve">     Watch for: A common mistake in Simplify Algebraic Expressions is sweeping a constant into the variable terms — for example, simplifying 6x + 4 + 2x as 12x by adding all three numbers (6 + 4 + 2 = 12) instead of recognizing that 4 has no variable and cannot combine with 6x and 2x. The correct simplified expression is 8x + 4 (combine 6x + 2x = 8x, and let the 4 stay on its own). Before you submit, check that every term you combined has the exact same variable part.</w:t>
       </w:r>
     </w:p>
     <w:sectPr>

--- a/lessons/6-7/homework.docx
+++ b/lessons/6-7/homework.docx
@@ -12,7 +12,7 @@
           <w:b/>
           <w:bCs/>
         </w:rPr>
-        <w:t xml:space="preserve">Simplify Algebraic Expressions — Homework</w:t>
+        <w:t xml:space="preserve">Greatest Common Factor — Homework</w:t>
       </w:r>
     </w:p>
     <w:p>
@@ -24,7 +24,7 @@
           <w:i/>
           <w:iCs/>
         </w:rPr>
-        <w:t xml:space="preserve">Lesson 6-7  •  Standard 6.AT.7</w:t>
+        <w:t xml:space="preserve">Lesson 1-2  •  Standard 6.NOS.4</w:t>
       </w:r>
     </w:p>
     <w:p>
@@ -80,7 +80,7 @@
         <w:spacing w:after="60" w:before="0"/>
       </w:pPr>
       <w:r>
-        <w:t xml:space="preserve">Content: I can simplify algebraic expressions by combining like terms.</w:t>
+        <w:t xml:space="preserve">Content: I can find the greatest common factor (GCF) of two numbers by listing or comparing their factors.</w:t>
       </w:r>
     </w:p>
     <w:p>
@@ -88,7 +88,7 @@
         <w:spacing w:after="60" w:before="0"/>
       </w:pPr>
       <w:r>
-        <w:t xml:space="preserve">Language: I can explain my steps using the words like terms, combine, simplify, and coefficient.</w:t>
+        <w:t xml:space="preserve">Language: I can explain how I found the GCF using the words factor, common factor, divisible, and greatest common factor.</w:t>
       </w:r>
     </w:p>
     <w:p>
@@ -161,10 +161,10 @@
           <w:b/>
           <w:bCs/>
         </w:rPr>
-        <w:t xml:space="preserve">Like Terms (Términos semejantes)</w:t>
-      </w:r>
-      <w:r>
-        <w:t xml:space="preserve"> — Terms with the same letter, like 2x and 5x.</w:t>
+        <w:t xml:space="preserve">Factor (Factor)</w:t>
+      </w:r>
+      <w:r>
+        <w:t xml:space="preserve"> — A number that divides another number with nothing left over.</w:t>
       </w:r>
     </w:p>
     <w:p>
@@ -224,10 +224,73 @@
           <w:b/>
           <w:bCs/>
         </w:rPr>
-        <w:t xml:space="preserve">Combine (Combinar)</w:t>
-      </w:r>
-      <w:r>
-        <w:t xml:space="preserve"> — To add or subtract terms with the same letter into one.</w:t>
+        <w:t xml:space="preserve">Greatest Common Factor (Máximo común divisor)</w:t>
+      </w:r>
+      <w:r>
+        <w:t xml:space="preserve"> — The biggest number that divides two or more numbers evenly.</w:t>
+      </w:r>
+    </w:p>
+    <w:p>
+      <w:pPr>
+        <w:keepNext/>
+        <w:spacing w:after="20" w:before="80"/>
+        <w:jc w:val="center"/>
+      </w:pPr>
+      <w:r>
+        <w:drawing>
+          <wp:inline distT="0" distB="0" distL="0" distR="0">
+            <wp:extent cx="1047750" cy="790575"/>
+            <wp:effectExtent t="0" r="0" b="0" l="0"/>
+            <wp:docPr id="1" name="" descr="" title=""/>
+            <wp:cNvGraphicFramePr>
+              <a:graphicFrameLocks xmlns:a="http://schemas.openxmlformats.org/drawingml/2006/main" noChangeAspect="1"/>
+            </wp:cNvGraphicFramePr>
+            <a:graphic xmlns:a="http://schemas.openxmlformats.org/drawingml/2006/main">
+              <a:graphicData uri="http://schemas.openxmlformats.org/drawingml/2006/picture">
+                <pic:pic xmlns:pic="http://schemas.openxmlformats.org/drawingml/2006/picture">
+                  <pic:nvPicPr>
+                    <pic:cNvPr id="0" name="" descr=""/>
+                    <pic:cNvPicPr>
+                      <a:picLocks noChangeAspect="1" noChangeArrowheads="1"/>
+                    </pic:cNvPicPr>
+                  </pic:nvPicPr>
+                  <pic:blipFill>
+                    <a:blip r:embed="rId8" cstate="none"/>
+                    <a:srcRect/>
+                    <a:stretch>
+                      <a:fillRect/>
+                    </a:stretch>
+                  </pic:blipFill>
+                  <pic:spPr bwMode="auto">
+                    <a:xfrm>
+                      <a:off x="0" y="0"/>
+                      <a:ext cx="1047750" cy="790575"/>
+                    </a:xfrm>
+                    <a:prstGeom prst="rect">
+                      <a:avLst/>
+                    </a:prstGeom>
+                  </pic:spPr>
+                </pic:pic>
+              </a:graphicData>
+            </a:graphic>
+          </wp:inline>
+        </w:drawing>
+      </w:r>
+    </w:p>
+    <w:p>
+      <w:pPr>
+        <w:keepNext/>
+        <w:spacing w:after="120"/>
+      </w:pPr>
+      <w:r>
+        <w:rPr>
+          <w:b/>
+          <w:bCs/>
+        </w:rPr>
+        <w:t xml:space="preserve">Common factor (Factor común)</w:t>
+      </w:r>
+      <w:r>
+        <w:t xml:space="preserve"> — A number that divides two or more numbers evenly.</w:t>
       </w:r>
     </w:p>
     <w:p>
@@ -287,10 +350,10 @@
           <w:b/>
           <w:bCs/>
         </w:rPr>
-        <w:t xml:space="preserve">Simplify (Simplificar)</w:t>
-      </w:r>
-      <w:r>
-        <w:t xml:space="preserve"> — To write an expression in its shortest form.</w:t>
+        <w:t xml:space="preserve">Divisible (Divisible)</w:t>
+      </w:r>
+      <w:r>
+        <w:t xml:space="preserve"> — A number you can divide evenly, with nothing left over.</w:t>
       </w:r>
     </w:p>
     <w:p>
@@ -350,136 +413,10 @@
           <w:b/>
           <w:bCs/>
         </w:rPr>
-        <w:t xml:space="preserve">Coefficient (Coeficiente)</w:t>
-      </w:r>
-      <w:r>
-        <w:t xml:space="preserve"> — The number in front of a letter, like the 3 in 3x.</w:t>
-      </w:r>
-    </w:p>
-    <w:p>
-      <w:pPr>
-        <w:keepNext/>
-        <w:spacing w:after="20" w:before="80"/>
-        <w:jc w:val="center"/>
-      </w:pPr>
-      <w:r>
-        <w:drawing>
-          <wp:inline distT="0" distB="0" distL="0" distR="0">
-            <wp:extent cx="1047750" cy="790575"/>
-            <wp:effectExtent t="0" r="0" b="0" l="0"/>
-            <wp:docPr id="1" name="" descr="" title=""/>
-            <wp:cNvGraphicFramePr>
-              <a:graphicFrameLocks xmlns:a="http://schemas.openxmlformats.org/drawingml/2006/main" noChangeAspect="1"/>
-            </wp:cNvGraphicFramePr>
-            <a:graphic xmlns:a="http://schemas.openxmlformats.org/drawingml/2006/main">
-              <a:graphicData uri="http://schemas.openxmlformats.org/drawingml/2006/picture">
-                <pic:pic xmlns:pic="http://schemas.openxmlformats.org/drawingml/2006/picture">
-                  <pic:nvPicPr>
-                    <pic:cNvPr id="0" name="" descr=""/>
-                    <pic:cNvPicPr>
-                      <a:picLocks noChangeAspect="1" noChangeArrowheads="1"/>
-                    </pic:cNvPicPr>
-                  </pic:nvPicPr>
-                  <pic:blipFill>
-                    <a:blip r:embed="rId11" cstate="none"/>
-                    <a:srcRect/>
-                    <a:stretch>
-                      <a:fillRect/>
-                    </a:stretch>
-                  </pic:blipFill>
-                  <pic:spPr bwMode="auto">
-                    <a:xfrm>
-                      <a:off x="0" y="0"/>
-                      <a:ext cx="1047750" cy="790575"/>
-                    </a:xfrm>
-                    <a:prstGeom prst="rect">
-                      <a:avLst/>
-                    </a:prstGeom>
-                  </pic:spPr>
-                </pic:pic>
-              </a:graphicData>
-            </a:graphic>
-          </wp:inline>
-        </w:drawing>
-      </w:r>
-    </w:p>
-    <w:p>
-      <w:pPr>
-        <w:keepNext/>
-        <w:spacing w:after="120"/>
-      </w:pPr>
-      <w:r>
-        <w:rPr>
-          <w:b/>
-          <w:bCs/>
-        </w:rPr>
-        <w:t xml:space="preserve">Term (Término)</w:t>
-      </w:r>
-      <w:r>
-        <w:t xml:space="preserve"> — A single number, variable, or product of them, separated by + or − signs.</w:t>
-      </w:r>
-    </w:p>
-    <w:p>
-      <w:pPr>
-        <w:keepNext/>
-        <w:spacing w:after="20" w:before="80"/>
-        <w:jc w:val="center"/>
-      </w:pPr>
-      <w:r>
-        <w:drawing>
-          <wp:inline distT="0" distB="0" distL="0" distR="0">
-            <wp:extent cx="1047750" cy="790575"/>
-            <wp:effectExtent t="0" r="0" b="0" l="0"/>
-            <wp:docPr id="1" name="" descr="" title=""/>
-            <wp:cNvGraphicFramePr>
-              <a:graphicFrameLocks xmlns:a="http://schemas.openxmlformats.org/drawingml/2006/main" noChangeAspect="1"/>
-            </wp:cNvGraphicFramePr>
-            <a:graphic xmlns:a="http://schemas.openxmlformats.org/drawingml/2006/main">
-              <a:graphicData uri="http://schemas.openxmlformats.org/drawingml/2006/picture">
-                <pic:pic xmlns:pic="http://schemas.openxmlformats.org/drawingml/2006/picture">
-                  <pic:nvPicPr>
-                    <pic:cNvPr id="0" name="" descr=""/>
-                    <pic:cNvPicPr>
-                      <a:picLocks noChangeAspect="1" noChangeArrowheads="1"/>
-                    </pic:cNvPicPr>
-                  </pic:nvPicPr>
-                  <pic:blipFill>
-                    <a:blip r:embed="rId12" cstate="none"/>
-                    <a:srcRect/>
-                    <a:stretch>
-                      <a:fillRect/>
-                    </a:stretch>
-                  </pic:blipFill>
-                  <pic:spPr bwMode="auto">
-                    <a:xfrm>
-                      <a:off x="0" y="0"/>
-                      <a:ext cx="1047750" cy="790575"/>
-                    </a:xfrm>
-                    <a:prstGeom prst="rect">
-                      <a:avLst/>
-                    </a:prstGeom>
-                  </pic:spPr>
-                </pic:pic>
-              </a:graphicData>
-            </a:graphic>
-          </wp:inline>
-        </w:drawing>
-      </w:r>
-    </w:p>
-    <w:p>
-      <w:pPr>
-        <w:keepNext/>
-        <w:spacing w:after="120"/>
-      </w:pPr>
-      <w:r>
-        <w:rPr>
-          <w:b/>
-          <w:bCs/>
-        </w:rPr>
-        <w:t xml:space="preserve">Distributive property (Propiedad distributiva)</w:t>
-      </w:r>
-      <w:r>
-        <w:t xml:space="preserve"> — Multiplying a sum by a number means multiplying each part by that number.</w:t>
+        <w:t xml:space="preserve">Prime factorization (Factorización prima)</w:t>
+      </w:r>
+      <w:r>
+        <w:t xml:space="preserve"> — Writing a number as prime numbers multiplied together. It helps you find the GCF.</w:t>
       </w:r>
     </w:p>
     <w:p>
@@ -516,39 +453,39 @@
           <w:b/>
           <w:bCs/>
         </w:rPr>
-        <w:t xml:space="preserve">1. Simplify 7x + 3x.</w:t>
-      </w:r>
-    </w:p>
-    <w:p>
-      <w:pPr>
-        <w:spacing w:after="40" w:before="0"/>
-      </w:pPr>
-      <w:r>
-        <w:t xml:space="preserve">     A. 10x</w:t>
-      </w:r>
-    </w:p>
-    <w:p>
-      <w:pPr>
-        <w:spacing w:after="40" w:before="0"/>
-      </w:pPr>
-      <w:r>
-        <w:t xml:space="preserve">     B. 10x²</w:t>
-      </w:r>
-    </w:p>
-    <w:p>
-      <w:pPr>
-        <w:spacing w:after="40" w:before="0"/>
-      </w:pPr>
-      <w:r>
-        <w:t xml:space="preserve">     C. 21x</w:t>
-      </w:r>
-    </w:p>
-    <w:p>
-      <w:pPr>
-        <w:spacing w:after="40" w:before="0"/>
-      </w:pPr>
-      <w:r>
-        <w:t xml:space="preserve">     D. 73x</w:t>
+        <w:t xml:space="preserve">1. What is the GCF of 8 and 12?</w:t>
+      </w:r>
+    </w:p>
+    <w:p>
+      <w:pPr>
+        <w:spacing w:after="40" w:before="0"/>
+      </w:pPr>
+      <w:r>
+        <w:t xml:space="preserve">     A. 4</w:t>
+      </w:r>
+    </w:p>
+    <w:p>
+      <w:pPr>
+        <w:spacing w:after="40" w:before="0"/>
+      </w:pPr>
+      <w:r>
+        <w:t xml:space="preserve">     B. 2</w:t>
+      </w:r>
+    </w:p>
+    <w:p>
+      <w:pPr>
+        <w:spacing w:after="40" w:before="0"/>
+      </w:pPr>
+      <w:r>
+        <w:t xml:space="preserve">     C. 8</w:t>
+      </w:r>
+    </w:p>
+    <w:p>
+      <w:pPr>
+        <w:spacing w:after="40" w:before="0"/>
+      </w:pPr>
+      <w:r>
+        <w:t xml:space="preserve">     D. 24</w:t>
       </w:r>
     </w:p>
     <w:p>
@@ -571,39 +508,39 @@
           <w:b/>
           <w:bCs/>
         </w:rPr>
-        <w:t xml:space="preserve">2. Simplify 9n + 4 + 2n.</w:t>
-      </w:r>
-    </w:p>
-    <w:p>
-      <w:pPr>
-        <w:spacing w:after="40" w:before="0"/>
-      </w:pPr>
-      <w:r>
-        <w:t xml:space="preserve">     A. 11n + 4</w:t>
-      </w:r>
-    </w:p>
-    <w:p>
-      <w:pPr>
-        <w:spacing w:after="40" w:before="0"/>
-      </w:pPr>
-      <w:r>
-        <w:t xml:space="preserve">     B. 15n</w:t>
-      </w:r>
-    </w:p>
-    <w:p>
-      <w:pPr>
-        <w:spacing w:after="40" w:before="0"/>
-      </w:pPr>
-      <w:r>
-        <w:t xml:space="preserve">     C. 11n² + 4</w:t>
-      </w:r>
-    </w:p>
-    <w:p>
-      <w:pPr>
-        <w:spacing w:after="40" w:before="0"/>
-      </w:pPr>
-      <w:r>
-        <w:t xml:space="preserve">     D. 92n + 4</w:t>
+        <w:t xml:space="preserve">2. Which pair of numbers has a GCF of 5?</w:t>
+      </w:r>
+    </w:p>
+    <w:p>
+      <w:pPr>
+        <w:spacing w:after="40" w:before="0"/>
+      </w:pPr>
+      <w:r>
+        <w:t xml:space="preserve">     A. 15 and 25</w:t>
+      </w:r>
+    </w:p>
+    <w:p>
+      <w:pPr>
+        <w:spacing w:after="40" w:before="0"/>
+      </w:pPr>
+      <w:r>
+        <w:t xml:space="preserve">     B. 10 and 12</w:t>
+      </w:r>
+    </w:p>
+    <w:p>
+      <w:pPr>
+        <w:spacing w:after="40" w:before="0"/>
+      </w:pPr>
+      <w:r>
+        <w:t xml:space="preserve">     C. 6 and 15</w:t>
+      </w:r>
+    </w:p>
+    <w:p>
+      <w:pPr>
+        <w:spacing w:after="40" w:before="0"/>
+      </w:pPr>
+      <w:r>
+        <w:t xml:space="preserve">     D. 8 and 20</w:t>
       </w:r>
     </w:p>
     <w:p>
@@ -626,271 +563,7 @@
           <w:b/>
           <w:bCs/>
         </w:rPr>
-        <w:t xml:space="preserve">3. Simplify each expression by combining like terms.</w:t>
-      </w:r>
-    </w:p>
-    <w:tbl>
-      <w:tblPr>
-        <w:tblW w:type="pct" w:w="100%"/>
-        <w:tblBorders>
-          <w:top w:val="single" w:color="auto" w:sz="4"/>
-          <w:left w:val="single" w:color="auto" w:sz="4"/>
-          <w:bottom w:val="single" w:color="auto" w:sz="4"/>
-          <w:right w:val="single" w:color="auto" w:sz="4"/>
-          <w:insideH w:val="single" w:color="auto" w:sz="4"/>
-          <w:insideV w:val="single" w:color="auto" w:sz="4"/>
-        </w:tblBorders>
-      </w:tblPr>
-      <w:tblGrid>
-        <w:gridCol w:w="100"/>
-        <w:gridCol w:w="100"/>
-        <w:gridCol w:w="100"/>
-      </w:tblGrid>
-      <w:tr>
-        <w:trPr>
-          <w:tblHeader/>
-        </w:trPr>
-        <w:tc>
-          <w:tcPr>
-            <w:tcW w:type="pct" w:w="33%"/>
-          </w:tcPr>
-          <w:p>
-            <w:r>
-              <w:rPr>
-                <w:b/>
-                <w:bCs/>
-              </w:rPr>
-              <w:t xml:space="preserve">Expression</w:t>
-            </w:r>
-          </w:p>
-        </w:tc>
-        <w:tc>
-          <w:tcPr>
-            <w:tcW w:type="pct" w:w="33%"/>
-          </w:tcPr>
-          <w:p>
-            <w:r>
-              <w:rPr>
-                <w:b/>
-                <w:bCs/>
-              </w:rPr>
-              <w:t xml:space="preserve">Like Terms Combined</w:t>
-            </w:r>
-          </w:p>
-        </w:tc>
-        <w:tc>
-          <w:tcPr>
-            <w:tcW w:type="pct" w:w="33%"/>
-          </w:tcPr>
-          <w:p>
-            <w:r>
-              <w:rPr>
-                <w:b/>
-                <w:bCs/>
-              </w:rPr>
-              <w:t xml:space="preserve">Simplified</w:t>
-            </w:r>
-          </w:p>
-        </w:tc>
-      </w:tr>
-      <w:tr>
-        <w:tc>
-          <w:tcPr>
-            <w:tcW w:type="pct" w:w="33%"/>
-          </w:tcPr>
-          <w:p>
-            <w:r>
-              <w:rPr>
-                <w:b w:val="false"/>
-                <w:bCs w:val="false"/>
-              </w:rPr>
-              <w:t xml:space="preserve">3a + 5a + 2</w:t>
-            </w:r>
-          </w:p>
-        </w:tc>
-        <w:tc>
-          <w:tcPr>
-            <w:tcW w:type="pct" w:w="33%"/>
-          </w:tcPr>
-          <w:p>
-            <w:r>
-              <w:rPr>
-                <w:b w:val="false"/>
-                <w:bCs w:val="false"/>
-              </w:rPr>
-              <w:t xml:space="preserve">3a + 5a = 8a</w:t>
-            </w:r>
-          </w:p>
-        </w:tc>
-        <w:tc>
-          <w:tcPr>
-            <w:tcW w:type="pct" w:w="33%"/>
-          </w:tcPr>
-          <w:p>
-            <w:r>
-              <w:rPr>
-                <w:b w:val="false"/>
-                <w:bCs w:val="false"/>
-              </w:rPr>
-              <w:t xml:space="preserve"> </w:t>
-            </w:r>
-          </w:p>
-        </w:tc>
-      </w:tr>
-      <w:tr>
-        <w:tc>
-          <w:tcPr>
-            <w:tcW w:type="pct" w:w="33%"/>
-          </w:tcPr>
-          <w:p>
-            <w:r>
-              <w:rPr>
-                <w:b w:val="false"/>
-                <w:bCs w:val="false"/>
-              </w:rPr>
-              <w:t xml:space="preserve">6x + 4 + 2x + 7</w:t>
-            </w:r>
-          </w:p>
-        </w:tc>
-        <w:tc>
-          <w:tcPr>
-            <w:tcW w:type="pct" w:w="33%"/>
-          </w:tcPr>
-          <w:p>
-            <w:r>
-              <w:rPr>
-                <w:b w:val="false"/>
-                <w:bCs w:val="false"/>
-              </w:rPr>
-              <w:t xml:space="preserve"> </w:t>
-            </w:r>
-          </w:p>
-        </w:tc>
-        <w:tc>
-          <w:tcPr>
-            <w:tcW w:type="pct" w:w="33%"/>
-          </w:tcPr>
-          <w:p>
-            <w:r>
-              <w:rPr>
-                <w:b w:val="false"/>
-                <w:bCs w:val="false"/>
-              </w:rPr>
-              <w:t xml:space="preserve"> </w:t>
-            </w:r>
-          </w:p>
-        </w:tc>
-      </w:tr>
-      <w:tr>
-        <w:tc>
-          <w:tcPr>
-            <w:tcW w:type="pct" w:w="33%"/>
-          </w:tcPr>
-          <w:p>
-            <w:r>
-              <w:rPr>
-                <w:b w:val="false"/>
-                <w:bCs w:val="false"/>
-              </w:rPr>
-              <w:t xml:space="preserve">10m − 3m + 5</w:t>
-            </w:r>
-          </w:p>
-        </w:tc>
-        <w:tc>
-          <w:tcPr>
-            <w:tcW w:type="pct" w:w="33%"/>
-          </w:tcPr>
-          <w:p>
-            <w:r>
-              <w:rPr>
-                <w:b w:val="false"/>
-                <w:bCs w:val="false"/>
-              </w:rPr>
-              <w:t xml:space="preserve"> </w:t>
-            </w:r>
-          </w:p>
-        </w:tc>
-        <w:tc>
-          <w:tcPr>
-            <w:tcW w:type="pct" w:w="33%"/>
-          </w:tcPr>
-          <w:p>
-            <w:r>
-              <w:rPr>
-                <w:b w:val="false"/>
-                <w:bCs w:val="false"/>
-              </w:rPr>
-              <w:t xml:space="preserve"> </w:t>
-            </w:r>
-          </w:p>
-        </w:tc>
-      </w:tr>
-      <w:tr>
-        <w:tc>
-          <w:tcPr>
-            <w:tcW w:type="pct" w:w="33%"/>
-          </w:tcPr>
-          <w:p>
-            <w:r>
-              <w:rPr>
-                <w:b w:val="false"/>
-                <w:bCs w:val="false"/>
-              </w:rPr>
-              <w:t xml:space="preserve">4y + 3 + y + 9</w:t>
-            </w:r>
-          </w:p>
-        </w:tc>
-        <w:tc>
-          <w:tcPr>
-            <w:tcW w:type="pct" w:w="33%"/>
-          </w:tcPr>
-          <w:p>
-            <w:r>
-              <w:rPr>
-                <w:b w:val="false"/>
-                <w:bCs w:val="false"/>
-              </w:rPr>
-              <w:t xml:space="preserve"> </w:t>
-            </w:r>
-          </w:p>
-        </w:tc>
-        <w:tc>
-          <w:tcPr>
-            <w:tcW w:type="pct" w:w="33%"/>
-          </w:tcPr>
-          <w:p>
-            <w:r>
-              <w:rPr>
-                <w:b w:val="false"/>
-                <w:bCs w:val="false"/>
-              </w:rPr>
-              <w:t xml:space="preserve"> </w:t>
-            </w:r>
-          </w:p>
-        </w:tc>
-      </w:tr>
-    </w:tbl>
-    <w:p>
-      <w:pPr>
-        <w:spacing w:after="60" w:before="120"/>
-      </w:pPr>
-      <w:r>
-        <w:rPr>
-          <w:color w:val="BBBBBB"/>
-        </w:rPr>
-        <w:t xml:space="preserve">______________________________________________________________________</w:t>
-      </w:r>
-    </w:p>
-    <w:p>
-      <w:pPr>
-        <w:spacing w:after="80" w:before="0"/>
-      </w:pPr>
-      <w:r>
-        <w:rPr>
-          <w:b/>
-          <w:bCs/>
-        </w:rPr>
-        <w:t xml:space="preserve">4. Match each expression to its simplified form.</w:t>
+        <w:t xml:space="preserve">3. Match each pair of numbers to their GCF.</w:t>
       </w:r>
     </w:p>
     <w:tbl>
@@ -949,7 +622,7 @@
           </w:tcPr>
           <w:p>
             <w:r>
-              <w:t xml:space="preserve">____  8x + 3x + 1</w:t>
+              <w:t xml:space="preserve">____  GCF(6, 9)</w:t>
             </w:r>
           </w:p>
         </w:tc>
@@ -959,7 +632,7 @@
           </w:tcPr>
           <w:p>
             <w:r>
-              <w:t xml:space="preserve">F. 6p + 1</w:t>
+              <w:t xml:space="preserve">F. 7</w:t>
             </w:r>
           </w:p>
         </w:tc>
@@ -971,7 +644,7 @@
           </w:tcPr>
           <w:p>
             <w:r>
-              <w:t xml:space="preserve">____  5a − 2a + 7</w:t>
+              <w:t xml:space="preserve">____  GCF(12, 18)</w:t>
             </w:r>
           </w:p>
         </w:tc>
@@ -981,7 +654,7 @@
           </w:tcPr>
           <w:p>
             <w:r>
-              <w:t xml:space="preserve">E. 7m + 10</w:t>
+              <w:t xml:space="preserve">E. 5</w:t>
             </w:r>
           </w:p>
         </w:tc>
@@ -993,7 +666,7 @@
           </w:tcPr>
           <w:p>
             <w:r>
-              <w:t xml:space="preserve">____  4n + n + 6</w:t>
+              <w:t xml:space="preserve">____  GCF(16, 24)</w:t>
             </w:r>
           </w:p>
         </w:tc>
@@ -1003,7 +676,7 @@
           </w:tcPr>
           <w:p>
             <w:r>
-              <w:t xml:space="preserve">D. 7y</w:t>
+              <w:t xml:space="preserve">D. 10</w:t>
             </w:r>
           </w:p>
         </w:tc>
@@ -1015,7 +688,7 @@
           </w:tcPr>
           <w:p>
             <w:r>
-              <w:t xml:space="preserve">____  12y − 5y</w:t>
+              <w:t xml:space="preserve">____  GCF(20, 30)</w:t>
             </w:r>
           </w:p>
         </w:tc>
@@ -1025,7 +698,7 @@
           </w:tcPr>
           <w:p>
             <w:r>
-              <w:t xml:space="preserve">C. 5n + 6</w:t>
+              <w:t xml:space="preserve">C. 8</w:t>
             </w:r>
           </w:p>
         </w:tc>
@@ -1037,7 +710,7 @@
           </w:tcPr>
           <w:p>
             <w:r>
-              <w:t xml:space="preserve">____  3m + 8 + 4m + 2</w:t>
+              <w:t xml:space="preserve">____  GCF(15, 35)</w:t>
             </w:r>
           </w:p>
         </w:tc>
@@ -1047,7 +720,7 @@
           </w:tcPr>
           <w:p>
             <w:r>
-              <w:t xml:space="preserve">B. 3a + 7</w:t>
+              <w:t xml:space="preserve">B. 6</w:t>
             </w:r>
           </w:p>
         </w:tc>
@@ -1059,7 +732,7 @@
           </w:tcPr>
           <w:p>
             <w:r>
-              <w:t xml:space="preserve">____  9p + 1 − 3p</w:t>
+              <w:t xml:space="preserve">____  GCF(14, 21)</w:t>
             </w:r>
           </w:p>
         </w:tc>
@@ -1069,7 +742,7 @@
           </w:tcPr>
           <w:p>
             <w:r>
-              <w:t xml:space="preserve">A. 11x + 1</w:t>
+              <w:t xml:space="preserve">A. 3</w:t>
             </w:r>
           </w:p>
         </w:tc>
@@ -1095,7 +768,339 @@
           <w:b/>
           <w:bCs/>
         </w:rPr>
-        <w:t xml:space="preserve">5. Simplify each expression, then sort by whether the simplified coefficient of the variable is greater than 6 or not.</w:t>
+        <w:t xml:space="preserve">4. Use prime factorization to find the GCF.</w:t>
+      </w:r>
+    </w:p>
+    <w:tbl>
+      <w:tblPr>
+        <w:tblW w:type="pct" w:w="100%"/>
+        <w:tblBorders>
+          <w:top w:val="single" w:color="auto" w:sz="4"/>
+          <w:left w:val="single" w:color="auto" w:sz="4"/>
+          <w:bottom w:val="single" w:color="auto" w:sz="4"/>
+          <w:right w:val="single" w:color="auto" w:sz="4"/>
+          <w:insideH w:val="single" w:color="auto" w:sz="4"/>
+          <w:insideV w:val="single" w:color="auto" w:sz="4"/>
+        </w:tblBorders>
+      </w:tblPr>
+      <w:tblGrid>
+        <w:gridCol w:w="100"/>
+        <w:gridCol w:w="100"/>
+        <w:gridCol w:w="100"/>
+        <w:gridCol w:w="100"/>
+      </w:tblGrid>
+      <w:tr>
+        <w:trPr>
+          <w:tblHeader/>
+        </w:trPr>
+        <w:tc>
+          <w:tcPr>
+            <w:tcW w:type="pct" w:w="25%"/>
+          </w:tcPr>
+          <w:p>
+            <w:r>
+              <w:rPr>
+                <w:b/>
+                <w:bCs/>
+              </w:rPr>
+              <w:t xml:space="preserve">Numbers</w:t>
+            </w:r>
+          </w:p>
+        </w:tc>
+        <w:tc>
+          <w:tcPr>
+            <w:tcW w:type="pct" w:w="25%"/>
+          </w:tcPr>
+          <w:p>
+            <w:r>
+              <w:rPr>
+                <w:b/>
+                <w:bCs/>
+              </w:rPr>
+              <w:t xml:space="preserve">Prime Factorization</w:t>
+            </w:r>
+          </w:p>
+        </w:tc>
+        <w:tc>
+          <w:tcPr>
+            <w:tcW w:type="pct" w:w="25%"/>
+          </w:tcPr>
+          <w:p>
+            <w:r>
+              <w:rPr>
+                <w:b/>
+                <w:bCs/>
+              </w:rPr>
+              <w:t xml:space="preserve">Shared Prime Factors</w:t>
+            </w:r>
+          </w:p>
+        </w:tc>
+        <w:tc>
+          <w:tcPr>
+            <w:tcW w:type="pct" w:w="25%"/>
+          </w:tcPr>
+          <w:p>
+            <w:r>
+              <w:rPr>
+                <w:b/>
+                <w:bCs/>
+              </w:rPr>
+              <w:t xml:space="preserve">GCF</w:t>
+            </w:r>
+          </w:p>
+        </w:tc>
+      </w:tr>
+      <w:tr>
+        <w:tc>
+          <w:tcPr>
+            <w:tcW w:type="pct" w:w="25%"/>
+          </w:tcPr>
+          <w:p>
+            <w:r>
+              <w:rPr>
+                <w:b w:val="false"/>
+                <w:bCs w:val="false"/>
+              </w:rPr>
+              <w:t xml:space="preserve">18 and 24</w:t>
+            </w:r>
+          </w:p>
+        </w:tc>
+        <w:tc>
+          <w:tcPr>
+            <w:tcW w:type="pct" w:w="25%"/>
+          </w:tcPr>
+          <w:p>
+            <w:r>
+              <w:rPr>
+                <w:b w:val="false"/>
+                <w:bCs w:val="false"/>
+              </w:rPr>
+              <w:t xml:space="preserve">18 = 2 × 3 × 3, 24 = 2 × 2 × 2 × 3</w:t>
+            </w:r>
+          </w:p>
+        </w:tc>
+        <w:tc>
+          <w:tcPr>
+            <w:tcW w:type="pct" w:w="25%"/>
+          </w:tcPr>
+          <w:p>
+            <w:r>
+              <w:rPr>
+                <w:b w:val="false"/>
+                <w:bCs w:val="false"/>
+              </w:rPr>
+              <w:t xml:space="preserve">2 × 3</w:t>
+            </w:r>
+          </w:p>
+        </w:tc>
+        <w:tc>
+          <w:tcPr>
+            <w:tcW w:type="pct" w:w="25%"/>
+          </w:tcPr>
+          <w:p>
+            <w:r>
+              <w:rPr>
+                <w:b w:val="false"/>
+                <w:bCs w:val="false"/>
+              </w:rPr>
+              <w:t xml:space="preserve"> </w:t>
+            </w:r>
+          </w:p>
+        </w:tc>
+      </w:tr>
+      <w:tr>
+        <w:tc>
+          <w:tcPr>
+            <w:tcW w:type="pct" w:w="25%"/>
+          </w:tcPr>
+          <w:p>
+            <w:r>
+              <w:rPr>
+                <w:b w:val="false"/>
+                <w:bCs w:val="false"/>
+              </w:rPr>
+              <w:t xml:space="preserve">30 and 45</w:t>
+            </w:r>
+          </w:p>
+        </w:tc>
+        <w:tc>
+          <w:tcPr>
+            <w:tcW w:type="pct" w:w="25%"/>
+          </w:tcPr>
+          <w:p>
+            <w:r>
+              <w:rPr>
+                <w:b w:val="false"/>
+                <w:bCs w:val="false"/>
+              </w:rPr>
+              <w:t xml:space="preserve">30 = 2 × 3 × 5, 45 = 3 × 3 × 5</w:t>
+            </w:r>
+          </w:p>
+        </w:tc>
+        <w:tc>
+          <w:tcPr>
+            <w:tcW w:type="pct" w:w="25%"/>
+          </w:tcPr>
+          <w:p>
+            <w:r>
+              <w:rPr>
+                <w:b w:val="false"/>
+                <w:bCs w:val="false"/>
+              </w:rPr>
+              <w:t xml:space="preserve">3 × 5</w:t>
+            </w:r>
+          </w:p>
+        </w:tc>
+        <w:tc>
+          <w:tcPr>
+            <w:tcW w:type="pct" w:w="25%"/>
+          </w:tcPr>
+          <w:p>
+            <w:r>
+              <w:rPr>
+                <w:b w:val="false"/>
+                <w:bCs w:val="false"/>
+              </w:rPr>
+              <w:t xml:space="preserve"> </w:t>
+            </w:r>
+          </w:p>
+        </w:tc>
+      </w:tr>
+      <w:tr>
+        <w:tc>
+          <w:tcPr>
+            <w:tcW w:type="pct" w:w="25%"/>
+          </w:tcPr>
+          <w:p>
+            <w:r>
+              <w:rPr>
+                <w:b w:val="false"/>
+                <w:bCs w:val="false"/>
+              </w:rPr>
+              <w:t xml:space="preserve">28 and 42</w:t>
+            </w:r>
+          </w:p>
+        </w:tc>
+        <w:tc>
+          <w:tcPr>
+            <w:tcW w:type="pct" w:w="25%"/>
+          </w:tcPr>
+          <w:p>
+            <w:r>
+              <w:rPr>
+                <w:b w:val="false"/>
+                <w:bCs w:val="false"/>
+              </w:rPr>
+              <w:t xml:space="preserve">28 = 2 × 2 × 7, 42 = 2 × 3 × 7</w:t>
+            </w:r>
+          </w:p>
+        </w:tc>
+        <w:tc>
+          <w:tcPr>
+            <w:tcW w:type="pct" w:w="25%"/>
+          </w:tcPr>
+          <w:p>
+            <w:r>
+              <w:rPr>
+                <w:b w:val="false"/>
+                <w:bCs w:val="false"/>
+              </w:rPr>
+              <w:t xml:space="preserve">2 × 7</w:t>
+            </w:r>
+          </w:p>
+        </w:tc>
+        <w:tc>
+          <w:tcPr>
+            <w:tcW w:type="pct" w:w="25%"/>
+          </w:tcPr>
+          <w:p>
+            <w:r>
+              <w:rPr>
+                <w:b w:val="false"/>
+                <w:bCs w:val="false"/>
+              </w:rPr>
+              <w:t xml:space="preserve"> </w:t>
+            </w:r>
+          </w:p>
+        </w:tc>
+      </w:tr>
+    </w:tbl>
+    <w:p>
+      <w:pPr>
+        <w:spacing w:after="60" w:before="120"/>
+      </w:pPr>
+      <w:r>
+        <w:rPr>
+          <w:color w:val="BBBBBB"/>
+        </w:rPr>
+        <w:t xml:space="preserve">______________________________________________________________________</w:t>
+      </w:r>
+    </w:p>
+    <w:p>
+      <w:pPr>
+        <w:spacing w:after="80" w:before="0"/>
+      </w:pPr>
+      <w:r>
+        <w:rPr>
+          <w:b/>
+          <w:bCs/>
+        </w:rPr>
+        <w:t xml:space="preserve">5. A teacher has 36 pencils and 48 erasers. She wants to make identical supply bags with no items left over. What is the greatest number of bags she can make?</w:t>
+      </w:r>
+    </w:p>
+    <w:p>
+      <w:pPr>
+        <w:spacing w:after="40" w:before="0"/>
+      </w:pPr>
+      <w:r>
+        <w:t xml:space="preserve">     A. 12 bags</w:t>
+      </w:r>
+    </w:p>
+    <w:p>
+      <w:pPr>
+        <w:spacing w:after="40" w:before="0"/>
+      </w:pPr>
+      <w:r>
+        <w:t xml:space="preserve">     B. 6 bags</w:t>
+      </w:r>
+    </w:p>
+    <w:p>
+      <w:pPr>
+        <w:spacing w:after="40" w:before="0"/>
+      </w:pPr>
+      <w:r>
+        <w:t xml:space="preserve">     C. 4 bags</w:t>
+      </w:r>
+    </w:p>
+    <w:p>
+      <w:pPr>
+        <w:spacing w:after="40" w:before="0"/>
+      </w:pPr>
+      <w:r>
+        <w:t xml:space="preserve">     D. 36 bags</w:t>
+      </w:r>
+    </w:p>
+    <w:p>
+      <w:pPr>
+        <w:spacing w:after="60" w:before="120"/>
+      </w:pPr>
+      <w:r>
+        <w:rPr>
+          <w:color w:val="BBBBBB"/>
+        </w:rPr>
+        <w:t xml:space="preserve">______________________________________________________________________</w:t>
+      </w:r>
+    </w:p>
+    <w:p>
+      <w:pPr>
+        <w:spacing w:after="80" w:before="0"/>
+      </w:pPr>
+      <w:r>
+        <w:rPr>
+          <w:b/>
+          <w:bCs/>
+        </w:rPr>
+        <w:t xml:space="preserve">6. Sort: which pairs have a GCF greater than 1, and which are relatively prime (GCF = 1)?</w:t>
       </w:r>
     </w:p>
     <w:p>
@@ -1107,55 +1112,55 @@
           <w:i/>
           <w:iCs/>
         </w:rPr>
-        <w:t xml:space="preserve">Groups: Coefficient &gt; 6   |   Coefficient ≤ 6</w:t>
-      </w:r>
-    </w:p>
-    <w:p>
-      <w:pPr>
-        <w:spacing w:after="40" w:before="0"/>
-      </w:pPr>
-      <w:r>
-        <w:t xml:space="preserve">   • 4x + 5x = 9x → coefficient 9   → __________________</w:t>
-      </w:r>
-    </w:p>
-    <w:p>
-      <w:pPr>
-        <w:spacing w:after="40" w:before="0"/>
-      </w:pPr>
-      <w:r>
-        <w:t xml:space="preserve">   • 8n − 3n = 5n → coefficient 5   → __________________</w:t>
-      </w:r>
-    </w:p>
-    <w:p>
-      <w:pPr>
-        <w:spacing w:after="40" w:before="0"/>
-      </w:pPr>
-      <w:r>
-        <w:t xml:space="preserve">   • 3a + a + 4a = 8a → coefficient 8   → __________________</w:t>
-      </w:r>
-    </w:p>
-    <w:p>
-      <w:pPr>
-        <w:spacing w:after="40" w:before="0"/>
-      </w:pPr>
-      <w:r>
-        <w:t xml:space="preserve">   • 10m − 7m = 3m → coefficient 3   → __________________</w:t>
-      </w:r>
-    </w:p>
-    <w:p>
-      <w:pPr>
-        <w:spacing w:after="40" w:before="0"/>
-      </w:pPr>
-      <w:r>
-        <w:t xml:space="preserve">   • 2y + 5y = 7y → coefficient 7   → __________________</w:t>
-      </w:r>
-    </w:p>
-    <w:p>
-      <w:pPr>
-        <w:spacing w:after="40" w:before="0"/>
-      </w:pPr>
-      <w:r>
-        <w:t xml:space="preserve">   • 6p − p = 5p → coefficient 5   → __________________</w:t>
+        <w:t xml:space="preserve">Groups: GCF Greater Than 1   |   Relatively Prime (GCF = 1)</w:t>
+      </w:r>
+    </w:p>
+    <w:p>
+      <w:pPr>
+        <w:spacing w:after="40" w:before="0"/>
+      </w:pPr>
+      <w:r>
+        <w:t xml:space="preserve">   • 8 and 12 (GCF = 4)   → __________________</w:t>
+      </w:r>
+    </w:p>
+    <w:p>
+      <w:pPr>
+        <w:spacing w:after="40" w:before="0"/>
+      </w:pPr>
+      <w:r>
+        <w:t xml:space="preserve">   • 6 and 15 (GCF = 3)   → __________________</w:t>
+      </w:r>
+    </w:p>
+    <w:p>
+      <w:pPr>
+        <w:spacing w:after="40" w:before="0"/>
+      </w:pPr>
+      <w:r>
+        <w:t xml:space="preserve">   • 10 and 25 (GCF = 5)   → __________________</w:t>
+      </w:r>
+    </w:p>
+    <w:p>
+      <w:pPr>
+        <w:spacing w:after="40" w:before="0"/>
+      </w:pPr>
+      <w:r>
+        <w:t xml:space="preserve">   • 7 and 11 (GCF = 1)   → __________________</w:t>
+      </w:r>
+    </w:p>
+    <w:p>
+      <w:pPr>
+        <w:spacing w:after="40" w:before="0"/>
+      </w:pPr>
+      <w:r>
+        <w:t xml:space="preserve">   • 8 and 15 (GCF = 1)   → __________________</w:t>
+      </w:r>
+    </w:p>
+    <w:p>
+      <w:pPr>
+        <w:spacing w:after="40" w:before="0"/>
+      </w:pPr>
+      <w:r>
+        <w:t xml:space="preserve">   • 9 and 14 (GCF = 1)   → __________________</w:t>
       </w:r>
     </w:p>
     <w:p>
@@ -1178,31 +1183,39 @@
           <w:b/>
           <w:bCs/>
         </w:rPr>
-        <w:t xml:space="preserve">6. Spot the Mistake — Swept-Up Constant</w:t>
-      </w:r>
-    </w:p>
-    <w:p>
-      <w:pPr>
-        <w:spacing w:after="40" w:before="0"/>
-      </w:pPr>
-      <w:r>
-        <w:t xml:space="preserve">   Step 1 (Expression): 6x + 4 + 2x</w:t>
-      </w:r>
-    </w:p>
-    <w:p>
-      <w:pPr>
-        <w:spacing w:after="40" w:before="0"/>
-      </w:pPr>
-      <w:r>
-        <w:t xml:space="preserve">   Step 2 (Combine): Add everything: 6 + 4 + 2 = 12</w:t>
-      </w:r>
-    </w:p>
-    <w:p>
-      <w:pPr>
-        <w:spacing w:after="40" w:before="0"/>
-      </w:pPr>
-      <w:r>
-        <w:t xml:space="preserve">   Step 3 (Simplify): 12x</w:t>
+        <w:t xml:space="preserve">7. Spot the Common Mistake — GCF or LCM?</w:t>
+      </w:r>
+    </w:p>
+    <w:p>
+      <w:pPr>
+        <w:spacing w:after="40" w:before="0"/>
+      </w:pPr>
+      <w:r>
+        <w:t xml:space="preserve">   Step 1 (The problem): Find the GCF of 8 and 20.</w:t>
+      </w:r>
+    </w:p>
+    <w:p>
+      <w:pPr>
+        <w:spacing w:after="40" w:before="0"/>
+      </w:pPr>
+      <w:r>
+        <w:t xml:space="preserve">   Step 2 (List factors of 8): 1, 2, 4, 8</w:t>
+      </w:r>
+    </w:p>
+    <w:p>
+      <w:pPr>
+        <w:spacing w:after="40" w:before="0"/>
+      </w:pPr>
+      <w:r>
+        <w:t xml:space="preserve">   Step 3 (List factors of 20): 1, 2, 4, 5, 10, 20</w:t>
+      </w:r>
+    </w:p>
+    <w:p>
+      <w:pPr>
+        <w:spacing w:after="40" w:before="0"/>
+      </w:pPr>
+      <w:r>
+        <w:t xml:space="preserve">   Step 4 (Choose the answer): Jordan multiplies 8 × 20 = 160 and says the GCF of 8 and 20 is 160.</w:t>
       </w:r>
     </w:p>
     <w:p>
@@ -1259,39 +1272,39 @@
           <w:b/>
           <w:bCs/>
         </w:rPr>
-        <w:t xml:space="preserve">7. The board shows 3x + 5x on one channel. Simplify it.</w:t>
-      </w:r>
-    </w:p>
-    <w:p>
-      <w:pPr>
-        <w:spacing w:after="40" w:before="0"/>
-      </w:pPr>
-      <w:r>
-        <w:t xml:space="preserve">     A. 8x</w:t>
-      </w:r>
-    </w:p>
-    <w:p>
-      <w:pPr>
-        <w:spacing w:after="40" w:before="0"/>
-      </w:pPr>
-      <w:r>
-        <w:t xml:space="preserve">     B. 15x</w:t>
-      </w:r>
-    </w:p>
-    <w:p>
-      <w:pPr>
-        <w:spacing w:after="40" w:before="0"/>
-      </w:pPr>
-      <w:r>
-        <w:t xml:space="preserve">     C. 8x²</w:t>
-      </w:r>
-    </w:p>
-    <w:p>
-      <w:pPr>
-        <w:spacing w:after="40" w:before="0"/>
-      </w:pPr>
-      <w:r>
-        <w:t xml:space="preserve">     D. 35x</w:t>
+        <w:t xml:space="preserve">8. Mission Control must split 24 oxygen tanks and 36 ration packs into identical crew pods with none left over. What is the GCF of 24 and 36?</w:t>
+      </w:r>
+    </w:p>
+    <w:p>
+      <w:pPr>
+        <w:spacing w:after="40" w:before="0"/>
+      </w:pPr>
+      <w:r>
+        <w:t xml:space="preserve">     A. 12</w:t>
+      </w:r>
+    </w:p>
+    <w:p>
+      <w:pPr>
+        <w:spacing w:after="40" w:before="0"/>
+      </w:pPr>
+      <w:r>
+        <w:t xml:space="preserve">     B. 6</w:t>
+      </w:r>
+    </w:p>
+    <w:p>
+      <w:pPr>
+        <w:spacing w:after="40" w:before="0"/>
+      </w:pPr>
+      <w:r>
+        <w:t xml:space="preserve">     C. 8</w:t>
+      </w:r>
+    </w:p>
+    <w:p>
+      <w:pPr>
+        <w:spacing w:after="40" w:before="0"/>
+      </w:pPr>
+      <w:r>
+        <w:t xml:space="preserve">     D. 72</w:t>
       </w:r>
     </w:p>
     <w:p>
@@ -1314,39 +1327,39 @@
           <w:b/>
           <w:bCs/>
         </w:rPr>
-        <w:t xml:space="preserve">8. Simplify the track: 4a + 2 + a.</w:t>
-      </w:r>
-    </w:p>
-    <w:p>
-      <w:pPr>
-        <w:spacing w:after="40" w:before="0"/>
-      </w:pPr>
-      <w:r>
-        <w:t xml:space="preserve">     A. 5a + 2</w:t>
-      </w:r>
-    </w:p>
-    <w:p>
-      <w:pPr>
-        <w:spacing w:after="40" w:before="0"/>
-      </w:pPr>
-      <w:r>
-        <w:t xml:space="preserve">     B. 7a</w:t>
-      </w:r>
-    </w:p>
-    <w:p>
-      <w:pPr>
-        <w:spacing w:after="40" w:before="0"/>
-      </w:pPr>
-      <w:r>
-        <w:t xml:space="preserve">     C. 5a²+ 2</w:t>
-      </w:r>
-    </w:p>
-    <w:p>
-      <w:pPr>
-        <w:spacing w:after="40" w:before="0"/>
-      </w:pPr>
-      <w:r>
-        <w:t xml:space="preserve">     D. 6a</w:t>
+        <w:t xml:space="preserve">9. The astronaut crew has 40 solar cells and 60 battery cells to load into matching storage bins with nothing left over. What is the GCF of 40 and 60?</w:t>
+      </w:r>
+    </w:p>
+    <w:p>
+      <w:pPr>
+        <w:spacing w:after="40" w:before="0"/>
+      </w:pPr>
+      <w:r>
+        <w:t xml:space="preserve">     A. 20</w:t>
+      </w:r>
+    </w:p>
+    <w:p>
+      <w:pPr>
+        <w:spacing w:after="40" w:before="0"/>
+      </w:pPr>
+      <w:r>
+        <w:t xml:space="preserve">     B. 10</w:t>
+      </w:r>
+    </w:p>
+    <w:p>
+      <w:pPr>
+        <w:spacing w:after="40" w:before="0"/>
+      </w:pPr>
+      <w:r>
+        <w:t xml:space="preserve">     C. 4</w:t>
+      </w:r>
+    </w:p>
+    <w:p>
+      <w:pPr>
+        <w:spacing w:after="40" w:before="0"/>
+      </w:pPr>
+      <w:r>
+        <w:t xml:space="preserve">     D. 120</w:t>
       </w:r>
     </w:p>
     <w:p>
@@ -1369,96 +1382,147 @@
           <w:b/>
           <w:bCs/>
         </w:rPr>
-        <w:t xml:space="preserve">9. Clean up this channel: 7y − 3y.</w:t>
-      </w:r>
-    </w:p>
-    <w:p>
-      <w:pPr>
-        <w:spacing w:after="40" w:before="0"/>
-      </w:pPr>
-      <w:r>
-        <w:t xml:space="preserve">     A. 4y</w:t>
-      </w:r>
-    </w:p>
-    <w:p>
-      <w:pPr>
-        <w:spacing w:after="40" w:before="0"/>
-      </w:pPr>
-      <w:r>
-        <w:t xml:space="preserve">     B. 10y</w:t>
-      </w:r>
-    </w:p>
-    <w:p>
-      <w:pPr>
-        <w:spacing w:after="40" w:before="0"/>
-      </w:pPr>
-      <w:r>
-        <w:t xml:space="preserve">     C. 4</w:t>
-      </w:r>
-    </w:p>
-    <w:p>
-      <w:pPr>
-        <w:spacing w:after="40" w:before="0"/>
-      </w:pPr>
-      <w:r>
-        <w:t xml:space="preserve">     D. 21y</w:t>
-      </w:r>
-    </w:p>
-    <w:p>
-      <w:pPr>
-        <w:spacing w:after="60" w:before="120"/>
-      </w:pPr>
-      <w:r>
-        <w:rPr>
-          <w:color w:val="BBBBBB"/>
-        </w:rPr>
-        <w:t xml:space="preserve">______________________________________________________________________</w:t>
-      </w:r>
-    </w:p>
-    <w:p>
-      <w:pPr>
-        <w:spacing w:after="80" w:before="0"/>
-      </w:pPr>
-      <w:r>
-        <w:rPr>
-          <w:b/>
-          <w:bCs/>
-        </w:rPr>
-        <w:t xml:space="preserve">10. Simplify the mix: 6m + 4 + 3m.</w:t>
-      </w:r>
-    </w:p>
-    <w:p>
-      <w:pPr>
-        <w:spacing w:after="40" w:before="0"/>
-      </w:pPr>
-      <w:r>
-        <w:t xml:space="preserve">     A. 9m + 4</w:t>
-      </w:r>
-    </w:p>
-    <w:p>
-      <w:pPr>
-        <w:spacing w:after="40" w:before="0"/>
-      </w:pPr>
-      <w:r>
-        <w:t xml:space="preserve">     B. 13m</w:t>
-      </w:r>
-    </w:p>
-    <w:p>
-      <w:pPr>
-        <w:spacing w:after="40" w:before="0"/>
-      </w:pPr>
-      <w:r>
-        <w:t xml:space="preserve">     C. 9m + 4m</w:t>
-      </w:r>
-    </w:p>
-    <w:p>
-      <w:pPr>
-        <w:spacing w:after="40" w:before="0"/>
-      </w:pPr>
-      <w:r>
-        <w:t xml:space="preserve">     D. 10m</w:t>
-      </w:r>
-    </w:p>
+        <w:t xml:space="preserve">10. Each crew pod needs the same number of each supply with none left over. Match each supply pair to the greatest number of equal pods (the GCF).</w:t>
+      </w:r>
+    </w:p>
+    <w:tbl>
+      <w:tblPr>
+        <w:tblW w:type="pct" w:w="100%"/>
+        <w:tblBorders>
+          <w:top w:val="single" w:color="auto" w:sz="4"/>
+          <w:left w:val="single" w:color="auto" w:sz="4"/>
+          <w:bottom w:val="single" w:color="auto" w:sz="4"/>
+          <w:right w:val="single" w:color="auto" w:sz="4"/>
+          <w:insideH w:val="single" w:color="auto" w:sz="4"/>
+          <w:insideV w:val="single" w:color="auto" w:sz="4"/>
+        </w:tblBorders>
+      </w:tblPr>
+      <w:tblGrid>
+        <w:gridCol w:w="100"/>
+        <w:gridCol w:w="100"/>
+      </w:tblGrid>
+      <w:tr>
+        <w:trPr>
+          <w:tblHeader/>
+        </w:trPr>
+        <w:tc>
+          <w:tcPr>
+            <w:tcW w:type="pct" w:w="50%"/>
+          </w:tcPr>
+          <w:p>
+            <w:r>
+              <w:rPr>
+                <w:b/>
+                <w:bCs/>
+              </w:rPr>
+              <w:t xml:space="preserve">Item</w:t>
+            </w:r>
+          </w:p>
+        </w:tc>
+        <w:tc>
+          <w:tcPr>
+            <w:tcW w:type="pct" w:w="50%"/>
+          </w:tcPr>
+          <w:p>
+            <w:r>
+              <w:rPr>
+                <w:b/>
+                <w:bCs/>
+              </w:rPr>
+              <w:t xml:space="preserve">Answer choices</w:t>
+            </w:r>
+          </w:p>
+        </w:tc>
+      </w:tr>
+      <w:tr>
+        <w:tc>
+          <w:tcPr>
+            <w:tcW w:type="pct" w:w="50%"/>
+          </w:tcPr>
+          <w:p>
+            <w:r>
+              <w:t xml:space="preserve">____  Pods from 18 tanks &amp; 27 packs</w:t>
+            </w:r>
+          </w:p>
+        </w:tc>
+        <w:tc>
+          <w:tcPr>
+            <w:tcW w:type="pct" w:w="50%"/>
+          </w:tcPr>
+          <w:p>
+            <w:r>
+              <w:t xml:space="preserve">D. 5</w:t>
+            </w:r>
+          </w:p>
+        </w:tc>
+      </w:tr>
+      <w:tr>
+        <w:tc>
+          <w:tcPr>
+            <w:tcW w:type="pct" w:w="50%"/>
+          </w:tcPr>
+          <w:p>
+            <w:r>
+              <w:t xml:space="preserve">____  Pods from 21 tanks &amp; 28 packs</w:t>
+            </w:r>
+          </w:p>
+        </w:tc>
+        <w:tc>
+          <w:tcPr>
+            <w:tcW w:type="pct" w:w="50%"/>
+          </w:tcPr>
+          <w:p>
+            <w:r>
+              <w:t xml:space="preserve">C. 16</w:t>
+            </w:r>
+          </w:p>
+        </w:tc>
+      </w:tr>
+      <w:tr>
+        <w:tc>
+          <w:tcPr>
+            <w:tcW w:type="pct" w:w="50%"/>
+          </w:tcPr>
+          <w:p>
+            <w:r>
+              <w:t xml:space="preserve">____  Pods from 32 tanks &amp; 48 packs</w:t>
+            </w:r>
+          </w:p>
+        </w:tc>
+        <w:tc>
+          <w:tcPr>
+            <w:tcW w:type="pct" w:w="50%"/>
+          </w:tcPr>
+          <w:p>
+            <w:r>
+              <w:t xml:space="preserve">B. 7</w:t>
+            </w:r>
+          </w:p>
+        </w:tc>
+      </w:tr>
+      <w:tr>
+        <w:tc>
+          <w:tcPr>
+            <w:tcW w:type="pct" w:w="50%"/>
+          </w:tcPr>
+          <w:p>
+            <w:r>
+              <w:t xml:space="preserve">____  Pods from 25 tanks &amp; 35 packs</w:t>
+            </w:r>
+          </w:p>
+        </w:tc>
+        <w:tc>
+          <w:tcPr>
+            <w:tcW w:type="pct" w:w="50%"/>
+          </w:tcPr>
+          <w:p>
+            <w:r>
+              <w:t xml:space="preserve">A. 9</w:t>
+            </w:r>
+          </w:p>
+        </w:tc>
+      </w:tr>
+    </w:tbl>
     <w:p>
       <w:pPr>
         <w:spacing w:after="60" w:before="120"/>
@@ -1497,15 +1561,15 @@
           <w:b/>
           <w:bCs/>
         </w:rPr>
-        <w:t xml:space="preserve">1. A. 10x</w:t>
-      </w:r>
-    </w:p>
-    <w:p>
-      <w:pPr>
-        <w:spacing w:after="20" w:before="0"/>
-      </w:pPr>
-      <w:r>
-        <w:t xml:space="preserve">     7x + 3x = 10x. Add the coefficients: 7 + 3 = 10.</w:t>
+        <w:t xml:space="preserve">1. A. 4</w:t>
+      </w:r>
+    </w:p>
+    <w:p>
+      <w:pPr>
+        <w:spacing w:after="20" w:before="0"/>
+      </w:pPr>
+      <w:r>
+        <w:t xml:space="preserve">     Factors of 8: 1, 2, 4, 8. Factors of 12: 1, 2, 3, 4, 6, 12. The largest common factor is 4.</w:t>
       </w:r>
     </w:p>
     <w:p>
@@ -1517,27 +1581,27 @@
           <w:i/>
           <w:iCs/>
         </w:rPr>
-        <w:t xml:space="preserve">     Watch for: A common mistake in Simplify Algebraic Expressions is sweeping a constant into the variable terms — for example, simplifying 6x + 4 + 2x as 12x by adding all three numbers (6 + 4 + 2 = 12) instead of recognizing that 4 has no variable and cannot combine with 6x and 2x. The correct simplified expression is 8x + 4 (combine 6x + 2x = 8x, and let the 4 stay on its own). Before you submit, check that every term you combined has the exact same variable part.</w:t>
-      </w:r>
-    </w:p>
-    <w:p>
-      <w:pPr>
-        <w:spacing w:after="40" w:before="0"/>
-      </w:pPr>
-      <w:r>
-        <w:rPr>
-          <w:b/>
-          <w:bCs/>
-        </w:rPr>
-        <w:t xml:space="preserve">2. A. 11n + 4</w:t>
-      </w:r>
-    </w:p>
-    <w:p>
-      <w:pPr>
-        <w:spacing w:after="20" w:before="0"/>
-      </w:pPr>
-      <w:r>
-        <w:t xml:space="preserve">     9n + 2n = 11n. The constant 4 has no like term, so it stays. Result: 11n + 4.</w:t>
+        <w:t xml:space="preserve">     Watch for: A common mistake in Greatest Common Factor is confusing it with the Least Common Multiple: some students list the MULTIPLES of both numbers and pick the smallest shared one (getting an answer bigger than either number, like 72 for 24 and 36) instead of listing FACTORS and picking the largest one they share (12). Remember: the GCF splits numbers INTO equal groups, so it can never be bigger than the smaller of the two numbers.</w:t>
+      </w:r>
+    </w:p>
+    <w:p>
+      <w:pPr>
+        <w:spacing w:after="40" w:before="0"/>
+      </w:pPr>
+      <w:r>
+        <w:rPr>
+          <w:b/>
+          <w:bCs/>
+        </w:rPr>
+        <w:t xml:space="preserve">2. A. 15 and 25</w:t>
+      </w:r>
+    </w:p>
+    <w:p>
+      <w:pPr>
+        <w:spacing w:after="20" w:before="0"/>
+      </w:pPr>
+      <w:r>
+        <w:t xml:space="preserve">     15 = 3 × 5, 25 = 5 × 5. Both share the factor 5, and 5 is the largest shared factor.</w:t>
       </w:r>
     </w:p>
     <w:p>
@@ -1549,75 +1613,67 @@
           <w:i/>
           <w:iCs/>
         </w:rPr>
-        <w:t xml:space="preserve">     Watch for: A common mistake in Simplify Algebraic Expressions is sweeping a constant into the variable terms — for example, simplifying 6x + 4 + 2x as 12x by adding all three numbers (6 + 4 + 2 = 12) instead of recognizing that 4 has no variable and cannot combine with 6x and 2x. The correct simplified expression is 8x + 4 (combine 6x + 2x = 8x, and let the 4 stay on its own). Before you submit, check that every term you combined has the exact same variable part.</w:t>
-      </w:r>
-    </w:p>
-    <w:p>
-      <w:pPr>
-        <w:spacing w:after="40" w:before="0"/>
-      </w:pPr>
-      <w:r>
-        <w:rPr>
-          <w:b/>
-          <w:bCs/>
-        </w:rPr>
-        <w:t xml:space="preserve">3. Simplify each expression by combining like terms.</w:t>
-      </w:r>
-    </w:p>
-    <w:p>
-      <w:pPr>
-        <w:spacing w:after="20" w:before="0"/>
-      </w:pPr>
-      <w:r>
-        <w:t xml:space="preserve">     3a + 5a + 2 — Simplified: 8a + 2</w:t>
-      </w:r>
-    </w:p>
-    <w:p>
-      <w:pPr>
-        <w:spacing w:after="20" w:before="0"/>
-      </w:pPr>
-      <w:r>
-        <w:t xml:space="preserve">     6x + 4 + 2x + 7 — Like Terms Combined: 6x + 2x = 8x, 4 + 7 = 11</w:t>
-      </w:r>
-    </w:p>
-    <w:p>
-      <w:pPr>
-        <w:spacing w:after="20" w:before="0"/>
-      </w:pPr>
-      <w:r>
-        <w:t xml:space="preserve">     6x + 4 + 2x + 7 — Simplified: 8x + 11</w:t>
-      </w:r>
-    </w:p>
-    <w:p>
-      <w:pPr>
-        <w:spacing w:after="20" w:before="0"/>
-      </w:pPr>
-      <w:r>
-        <w:t xml:space="preserve">     10m − 3m + 5 — Like Terms Combined: 10m − 3m = 7m</w:t>
-      </w:r>
-    </w:p>
-    <w:p>
-      <w:pPr>
-        <w:spacing w:after="20" w:before="0"/>
-      </w:pPr>
-      <w:r>
-        <w:t xml:space="preserve">     10m − 3m + 5 — Simplified: 7m + 5</w:t>
-      </w:r>
-    </w:p>
-    <w:p>
-      <w:pPr>
-        <w:spacing w:after="20" w:before="0"/>
-      </w:pPr>
-      <w:r>
-        <w:t xml:space="preserve">     4y + 3 + y + 9 — Like Terms Combined: 4y + y = 5y, 3 + 9 = 12</w:t>
-      </w:r>
-    </w:p>
-    <w:p>
-      <w:pPr>
-        <w:spacing w:after="20" w:before="0"/>
-      </w:pPr>
-      <w:r>
-        <w:t xml:space="preserve">     4y + 3 + y + 9 — Simplified: 5y + 12</w:t>
+        <w:t xml:space="preserve">     Watch for: A common mistake in Greatest Common Factor is confusing it with the Least Common Multiple: some students list the MULTIPLES of both numbers and pick the smallest shared one (getting an answer bigger than either number, like 72 for 24 and 36) instead of listing FACTORS and picking the largest one they share (12). Remember: the GCF splits numbers INTO equal groups, so it can never be bigger than the smaller of the two numbers.</w:t>
+      </w:r>
+    </w:p>
+    <w:p>
+      <w:pPr>
+        <w:spacing w:after="40" w:before="0"/>
+      </w:pPr>
+      <w:r>
+        <w:rPr>
+          <w:b/>
+          <w:bCs/>
+        </w:rPr>
+        <w:t xml:space="preserve">3. Matches:</w:t>
+      </w:r>
+    </w:p>
+    <w:p>
+      <w:pPr>
+        <w:spacing w:after="20" w:before="0"/>
+      </w:pPr>
+      <w:r>
+        <w:t xml:space="preserve">     GCF(6, 9) → 3</w:t>
+      </w:r>
+    </w:p>
+    <w:p>
+      <w:pPr>
+        <w:spacing w:after="20" w:before="0"/>
+      </w:pPr>
+      <w:r>
+        <w:t xml:space="preserve">     GCF(12, 18) → 6</w:t>
+      </w:r>
+    </w:p>
+    <w:p>
+      <w:pPr>
+        <w:spacing w:after="20" w:before="0"/>
+      </w:pPr>
+      <w:r>
+        <w:t xml:space="preserve">     GCF(16, 24) → 8</w:t>
+      </w:r>
+    </w:p>
+    <w:p>
+      <w:pPr>
+        <w:spacing w:after="20" w:before="0"/>
+      </w:pPr>
+      <w:r>
+        <w:t xml:space="preserve">     GCF(20, 30) → 10</w:t>
+      </w:r>
+    </w:p>
+    <w:p>
+      <w:pPr>
+        <w:spacing w:after="20" w:before="0"/>
+      </w:pPr>
+      <w:r>
+        <w:t xml:space="preserve">     GCF(15, 35) → 5</w:t>
+      </w:r>
+    </w:p>
+    <w:p>
+      <w:pPr>
+        <w:spacing w:after="20" w:before="0"/>
+      </w:pPr>
+      <w:r>
+        <w:t xml:space="preserve">     GCF(14, 21) → 7</w:t>
       </w:r>
     </w:p>
     <w:p>
@@ -1637,55 +1693,31 @@
           <w:b/>
           <w:bCs/>
         </w:rPr>
-        <w:t xml:space="preserve">4. Matches:</w:t>
-      </w:r>
-    </w:p>
-    <w:p>
-      <w:pPr>
-        <w:spacing w:after="20" w:before="0"/>
-      </w:pPr>
-      <w:r>
-        <w:t xml:space="preserve">     8x + 3x + 1 → 11x + 1</w:t>
-      </w:r>
-    </w:p>
-    <w:p>
-      <w:pPr>
-        <w:spacing w:after="20" w:before="0"/>
-      </w:pPr>
-      <w:r>
-        <w:t xml:space="preserve">     5a − 2a + 7 → 3a + 7</w:t>
-      </w:r>
-    </w:p>
-    <w:p>
-      <w:pPr>
-        <w:spacing w:after="20" w:before="0"/>
-      </w:pPr>
-      <w:r>
-        <w:t xml:space="preserve">     4n + n + 6 → 5n + 6</w:t>
-      </w:r>
-    </w:p>
-    <w:p>
-      <w:pPr>
-        <w:spacing w:after="20" w:before="0"/>
-      </w:pPr>
-      <w:r>
-        <w:t xml:space="preserve">     12y − 5y → 7y</w:t>
-      </w:r>
-    </w:p>
-    <w:p>
-      <w:pPr>
-        <w:spacing w:after="20" w:before="0"/>
-      </w:pPr>
-      <w:r>
-        <w:t xml:space="preserve">     3m + 8 + 4m + 2 → 7m + 10</w:t>
-      </w:r>
-    </w:p>
-    <w:p>
-      <w:pPr>
-        <w:spacing w:after="20" w:before="0"/>
-      </w:pPr>
-      <w:r>
-        <w:t xml:space="preserve">     9p + 1 − 3p → 6p + 1</w:t>
+        <w:t xml:space="preserve">4. Use prime factorization to find the GCF.</w:t>
+      </w:r>
+    </w:p>
+    <w:p>
+      <w:pPr>
+        <w:spacing w:after="20" w:before="0"/>
+      </w:pPr>
+      <w:r>
+        <w:t xml:space="preserve">     18 and 24 → 6</w:t>
+      </w:r>
+    </w:p>
+    <w:p>
+      <w:pPr>
+        <w:spacing w:after="20" w:before="0"/>
+      </w:pPr>
+      <w:r>
+        <w:t xml:space="preserve">     30 and 45 → 15</w:t>
+      </w:r>
+    </w:p>
+    <w:p>
+      <w:pPr>
+        <w:spacing w:after="20" w:before="0"/>
+      </w:pPr>
+      <w:r>
+        <w:t xml:space="preserve">     28 and 42 → 14</w:t>
       </w:r>
     </w:p>
     <w:p>
@@ -1705,111 +1737,15 @@
           <w:b/>
           <w:bCs/>
         </w:rPr>
-        <w:t xml:space="preserve">5. Correct groups:</w:t>
-      </w:r>
-    </w:p>
-    <w:p>
-      <w:pPr>
-        <w:spacing w:after="20" w:before="0"/>
-      </w:pPr>
-      <w:r>
-        <w:t xml:space="preserve">     4x + 5x = 9x → coefficient 9 → Coefficient &gt; 6</w:t>
-      </w:r>
-    </w:p>
-    <w:p>
-      <w:pPr>
-        <w:spacing w:after="20" w:before="0"/>
-      </w:pPr>
-      <w:r>
-        <w:t xml:space="preserve">     8n − 3n = 5n → coefficient 5 → Coefficient ≤ 6</w:t>
-      </w:r>
-    </w:p>
-    <w:p>
-      <w:pPr>
-        <w:spacing w:after="20" w:before="0"/>
-      </w:pPr>
-      <w:r>
-        <w:t xml:space="preserve">     3a + a + 4a = 8a → coefficient 8 → Coefficient &gt; 6</w:t>
-      </w:r>
-    </w:p>
-    <w:p>
-      <w:pPr>
-        <w:spacing w:after="20" w:before="0"/>
-      </w:pPr>
-      <w:r>
-        <w:t xml:space="preserve">     10m − 7m = 3m → coefficient 3 → Coefficient ≤ 6</w:t>
-      </w:r>
-    </w:p>
-    <w:p>
-      <w:pPr>
-        <w:spacing w:after="20" w:before="0"/>
-      </w:pPr>
-      <w:r>
-        <w:t xml:space="preserve">     2y + 5y = 7y → coefficient 7 → Coefficient &gt; 6</w:t>
-      </w:r>
-    </w:p>
-    <w:p>
-      <w:pPr>
-        <w:spacing w:after="20" w:before="0"/>
-      </w:pPr>
-      <w:r>
-        <w:t xml:space="preserve">     6p − p = 5p → coefficient 5 → Coefficient ≤ 6</w:t>
-      </w:r>
-    </w:p>
-    <w:p>
-      <w:pPr>
-        <w:spacing w:after="40" w:before="0"/>
-      </w:pPr>
-      <w:r>
-        <w:t xml:space="preserve"/>
-      </w:r>
-    </w:p>
-    <w:p>
-      <w:pPr>
-        <w:spacing w:after="40" w:before="0"/>
-      </w:pPr>
-      <w:r>
-        <w:rPr>
-          <w:b/>
-          <w:bCs/>
-        </w:rPr>
-        <w:t xml:space="preserve">6. Spot the Mistake — Swept-Up Constant</w:t>
-      </w:r>
-    </w:p>
-    <w:p>
-      <w:pPr>
-        <w:spacing w:after="20" w:before="0"/>
-      </w:pPr>
-      <w:r>
-        <w:t xml:space="preserve">     The mistake is in Step 2.</w:t>
-      </w:r>
-    </w:p>
-    <w:p>
-      <w:pPr>
-        <w:spacing w:after="20" w:before="0"/>
-      </w:pPr>
-      <w:r>
-        <w:t xml:space="preserve">     Correct work: The 4 is a constant with no variable, so it cannot be combined with the x-terms. Combine only the like terms: 6x + 2x = 8x, and the 4 stays on its own. The correct simplified expression is 8x + 4. (Check: at x = 1, 6x + 4 + 2x = 6 + 4 + 2 = 12, and 8x + 4 = 12, but 12x = 12 only by accident — at x = 2 it gives 24 instead of the true 20.)</w:t>
-      </w:r>
-    </w:p>
-    <w:p>
-      <w:pPr>
-        <w:spacing w:after="40" w:before="0"/>
-      </w:pPr>
-      <w:r>
-        <w:rPr>
-          <w:b/>
-          <w:bCs/>
-        </w:rPr>
-        <w:t xml:space="preserve">7. A. 8x</w:t>
-      </w:r>
-    </w:p>
-    <w:p>
-      <w:pPr>
-        <w:spacing w:after="20" w:before="0"/>
-      </w:pPr>
-      <w:r>
-        <w:t xml:space="preserve">     3x and 5x are like terms, so add the coefficients: 3 + 5 = 8. The variable x stays, giving 8x.</w:t>
+        <w:t xml:space="preserve">5. A. 12 bags</w:t>
+      </w:r>
+    </w:p>
+    <w:p>
+      <w:pPr>
+        <w:spacing w:after="20" w:before="0"/>
+      </w:pPr>
+      <w:r>
+        <w:t xml:space="preserve">     GCF(36, 48) = 12. She can make 12 bags, each with 3 pencils and 4 erasers.</w:t>
       </w:r>
     </w:p>
     <w:p>
@@ -1821,27 +1757,123 @@
           <w:i/>
           <w:iCs/>
         </w:rPr>
-        <w:t xml:space="preserve">     Watch for: A common mistake in Simplify Algebraic Expressions is sweeping a constant into the variable terms — for example, simplifying 6x + 4 + 2x as 12x by adding all three numbers (6 + 4 + 2 = 12) instead of recognizing that 4 has no variable and cannot combine with 6x and 2x. The correct simplified expression is 8x + 4 (combine 6x + 2x = 8x, and let the 4 stay on its own). Before you submit, check that every term you combined has the exact same variable part.</w:t>
-      </w:r>
-    </w:p>
-    <w:p>
-      <w:pPr>
-        <w:spacing w:after="40" w:before="0"/>
-      </w:pPr>
-      <w:r>
-        <w:rPr>
-          <w:b/>
-          <w:bCs/>
-        </w:rPr>
-        <w:t xml:space="preserve">8. A. 5a + 2</w:t>
-      </w:r>
-    </w:p>
-    <w:p>
-      <w:pPr>
-        <w:spacing w:after="20" w:before="0"/>
-      </w:pPr>
-      <w:r>
-        <w:t xml:space="preserve">     4a + a = 5a (remember a means 1a). The 2 has no like term, so it stays. Result: 5a + 2.</w:t>
+        <w:t xml:space="preserve">     Watch for: A common mistake in Greatest Common Factor is confusing it with the Least Common Multiple: some students list the MULTIPLES of both numbers and pick the smallest shared one (getting an answer bigger than either number, like 72 for 24 and 36) instead of listing FACTORS and picking the largest one they share (12). Remember: the GCF splits numbers INTO equal groups, so it can never be bigger than the smaller of the two numbers.</w:t>
+      </w:r>
+    </w:p>
+    <w:p>
+      <w:pPr>
+        <w:spacing w:after="40" w:before="0"/>
+      </w:pPr>
+      <w:r>
+        <w:rPr>
+          <w:b/>
+          <w:bCs/>
+        </w:rPr>
+        <w:t xml:space="preserve">6. Correct groups:</w:t>
+      </w:r>
+    </w:p>
+    <w:p>
+      <w:pPr>
+        <w:spacing w:after="20" w:before="0"/>
+      </w:pPr>
+      <w:r>
+        <w:t xml:space="preserve">     8 and 12 (GCF = 4) → GCF Greater Than 1</w:t>
+      </w:r>
+    </w:p>
+    <w:p>
+      <w:pPr>
+        <w:spacing w:after="20" w:before="0"/>
+      </w:pPr>
+      <w:r>
+        <w:t xml:space="preserve">     6 and 15 (GCF = 3) → GCF Greater Than 1</w:t>
+      </w:r>
+    </w:p>
+    <w:p>
+      <w:pPr>
+        <w:spacing w:after="20" w:before="0"/>
+      </w:pPr>
+      <w:r>
+        <w:t xml:space="preserve">     10 and 25 (GCF = 5) → GCF Greater Than 1</w:t>
+      </w:r>
+    </w:p>
+    <w:p>
+      <w:pPr>
+        <w:spacing w:after="20" w:before="0"/>
+      </w:pPr>
+      <w:r>
+        <w:t xml:space="preserve">     7 and 11 (GCF = 1) → Relatively Prime (GCF = 1)</w:t>
+      </w:r>
+    </w:p>
+    <w:p>
+      <w:pPr>
+        <w:spacing w:after="20" w:before="0"/>
+      </w:pPr>
+      <w:r>
+        <w:t xml:space="preserve">     8 and 15 (GCF = 1) → Relatively Prime (GCF = 1)</w:t>
+      </w:r>
+    </w:p>
+    <w:p>
+      <w:pPr>
+        <w:spacing w:after="20" w:before="0"/>
+      </w:pPr>
+      <w:r>
+        <w:t xml:space="preserve">     9 and 14 (GCF = 1) → Relatively Prime (GCF = 1)</w:t>
+      </w:r>
+    </w:p>
+    <w:p>
+      <w:pPr>
+        <w:spacing w:after="40" w:before="0"/>
+      </w:pPr>
+      <w:r>
+        <w:t xml:space="preserve"/>
+      </w:r>
+    </w:p>
+    <w:p>
+      <w:pPr>
+        <w:spacing w:after="40" w:before="0"/>
+      </w:pPr>
+      <w:r>
+        <w:rPr>
+          <w:b/>
+          <w:bCs/>
+        </w:rPr>
+        <w:t xml:space="preserve">7. Spot the Common Mistake — GCF or LCM?</w:t>
+      </w:r>
+    </w:p>
+    <w:p>
+      <w:pPr>
+        <w:spacing w:after="20" w:before="0"/>
+      </w:pPr>
+      <w:r>
+        <w:t xml:space="preserve">     The mistake is in Step 4.</w:t>
+      </w:r>
+    </w:p>
+    <w:p>
+      <w:pPr>
+        <w:spacing w:after="20" w:before="0"/>
+      </w:pPr>
+      <w:r>
+        <w:t xml:space="preserve">     Correct work: Multiplying the two numbers does not give the GCF. The GCF is the largest factor the numbers SHARE. The common factors of 8 and 20 are 1, 2, and 4, so the GCF is 4 — and a factor can never be larger than the numbers themselves.</w:t>
+      </w:r>
+    </w:p>
+    <w:p>
+      <w:pPr>
+        <w:spacing w:after="40" w:before="0"/>
+      </w:pPr>
+      <w:r>
+        <w:rPr>
+          <w:b/>
+          <w:bCs/>
+        </w:rPr>
+        <w:t xml:space="preserve">8. A. 12</w:t>
+      </w:r>
+    </w:p>
+    <w:p>
+      <w:pPr>
+        <w:spacing w:after="20" w:before="0"/>
+      </w:pPr>
+      <w:r>
+        <w:t xml:space="preserve">     Factors of 24: 1, 2, 3, 4, 6, 8, 12, 24. Factors of 36: 1, 2, 3, 4, 6, 9, 12, 18, 36. The greatest shared factor is 12, so 12 pods can be filled equally.</w:t>
       </w:r>
     </w:p>
     <w:p>
@@ -1853,27 +1885,27 @@
           <w:i/>
           <w:iCs/>
         </w:rPr>
-        <w:t xml:space="preserve">     Watch for: A common mistake in Simplify Algebraic Expressions is sweeping a constant into the variable terms — for example, simplifying 6x + 4 + 2x as 12x by adding all three numbers (6 + 4 + 2 = 12) instead of recognizing that 4 has no variable and cannot combine with 6x and 2x. The correct simplified expression is 8x + 4 (combine 6x + 2x = 8x, and let the 4 stay on its own). Before you submit, check that every term you combined has the exact same variable part.</w:t>
-      </w:r>
-    </w:p>
-    <w:p>
-      <w:pPr>
-        <w:spacing w:after="40" w:before="0"/>
-      </w:pPr>
-      <w:r>
-        <w:rPr>
-          <w:b/>
-          <w:bCs/>
-        </w:rPr>
-        <w:t xml:space="preserve">9. A. 4y</w:t>
-      </w:r>
-    </w:p>
-    <w:p>
-      <w:pPr>
-        <w:spacing w:after="20" w:before="0"/>
-      </w:pPr>
-      <w:r>
-        <w:t xml:space="preserve">     Subtract the coefficients of the like terms: 7 − 3 = 4. Keep the variable y, giving 4y.</w:t>
+        <w:t xml:space="preserve">     Watch for: A common mistake in Greatest Common Factor is confusing it with the Least Common Multiple: some students list the MULTIPLES of both numbers and pick the smallest shared one (getting an answer bigger than either number, like 72 for 24 and 36) instead of listing FACTORS and picking the largest one they share (12). Remember: the GCF splits numbers INTO equal groups, so it can never be bigger than the smaller of the two numbers.</w:t>
+      </w:r>
+    </w:p>
+    <w:p>
+      <w:pPr>
+        <w:spacing w:after="40" w:before="0"/>
+      </w:pPr>
+      <w:r>
+        <w:rPr>
+          <w:b/>
+          <w:bCs/>
+        </w:rPr>
+        <w:t xml:space="preserve">9. A. 20</w:t>
+      </w:r>
+    </w:p>
+    <w:p>
+      <w:pPr>
+        <w:spacing w:after="20" w:before="0"/>
+      </w:pPr>
+      <w:r>
+        <w:t xml:space="preserve">     Factors of 40: 1, 2, 4, 5, 8, 10, 20, 40. Factors of 60: 1, 2, 3, 4, 5, 6, 10, 12, 15, 20, 30, 60. The greatest shared factor is 20, so 20 bins can be filled equally.</w:t>
       </w:r>
     </w:p>
     <w:p>
@@ -1885,39 +1917,59 @@
           <w:i/>
           <w:iCs/>
         </w:rPr>
-        <w:t xml:space="preserve">     Watch for: A common mistake in Simplify Algebraic Expressions is sweeping a constant into the variable terms — for example, simplifying 6x + 4 + 2x as 12x by adding all three numbers (6 + 4 + 2 = 12) instead of recognizing that 4 has no variable and cannot combine with 6x and 2x. The correct simplified expression is 8x + 4 (combine 6x + 2x = 8x, and let the 4 stay on its own). Before you submit, check that every term you combined has the exact same variable part.</w:t>
-      </w:r>
-    </w:p>
-    <w:p>
-      <w:pPr>
-        <w:spacing w:after="40" w:before="0"/>
-      </w:pPr>
-      <w:r>
-        <w:rPr>
-          <w:b/>
-          <w:bCs/>
-        </w:rPr>
-        <w:t xml:space="preserve">10. A. 9m + 4</w:t>
-      </w:r>
-    </w:p>
-    <w:p>
-      <w:pPr>
-        <w:spacing w:after="20" w:before="0"/>
-      </w:pPr>
-      <w:r>
-        <w:t xml:space="preserve">     6m + 3m = 9m. The constant 4 has no like term, so it stays. Result: 9m + 4.</w:t>
-      </w:r>
-    </w:p>
-    <w:p>
-      <w:pPr>
-        <w:spacing w:after="80" w:before="0"/>
-      </w:pPr>
-      <w:r>
-        <w:rPr>
-          <w:i/>
-          <w:iCs/>
-        </w:rPr>
-        <w:t xml:space="preserve">     Watch for: A common mistake in Simplify Algebraic Expressions is sweeping a constant into the variable terms — for example, simplifying 6x + 4 + 2x as 12x by adding all three numbers (6 + 4 + 2 = 12) instead of recognizing that 4 has no variable and cannot combine with 6x and 2x. The correct simplified expression is 8x + 4 (combine 6x + 2x = 8x, and let the 4 stay on its own). Before you submit, check that every term you combined has the exact same variable part.</w:t>
+        <w:t xml:space="preserve">     Watch for: A common mistake in Greatest Common Factor is confusing it with the Least Common Multiple: some students list the MULTIPLES of both numbers and pick the smallest shared one (getting an answer bigger than either number, like 72 for 24 and 36) instead of listing FACTORS and picking the largest one they share (12). Remember: the GCF splits numbers INTO equal groups, so it can never be bigger than the smaller of the two numbers.</w:t>
+      </w:r>
+    </w:p>
+    <w:p>
+      <w:pPr>
+        <w:spacing w:after="40" w:before="0"/>
+      </w:pPr>
+      <w:r>
+        <w:rPr>
+          <w:b/>
+          <w:bCs/>
+        </w:rPr>
+        <w:t xml:space="preserve">10. Matches:</w:t>
+      </w:r>
+    </w:p>
+    <w:p>
+      <w:pPr>
+        <w:spacing w:after="20" w:before="0"/>
+      </w:pPr>
+      <w:r>
+        <w:t xml:space="preserve">     Pods from 18 tanks &amp; 27 packs → 9</w:t>
+      </w:r>
+    </w:p>
+    <w:p>
+      <w:pPr>
+        <w:spacing w:after="20" w:before="0"/>
+      </w:pPr>
+      <w:r>
+        <w:t xml:space="preserve">     Pods from 21 tanks &amp; 28 packs → 7</w:t>
+      </w:r>
+    </w:p>
+    <w:p>
+      <w:pPr>
+        <w:spacing w:after="20" w:before="0"/>
+      </w:pPr>
+      <w:r>
+        <w:t xml:space="preserve">     Pods from 32 tanks &amp; 48 packs → 16</w:t>
+      </w:r>
+    </w:p>
+    <w:p>
+      <w:pPr>
+        <w:spacing w:after="20" w:before="0"/>
+      </w:pPr>
+      <w:r>
+        <w:t xml:space="preserve">     Pods from 25 tanks &amp; 35 packs → 5</w:t>
+      </w:r>
+    </w:p>
+    <w:p>
+      <w:pPr>
+        <w:spacing w:after="40" w:before="0"/>
+      </w:pPr>
+      <w:r>
+        <w:t xml:space="preserve"/>
       </w:r>
     </w:p>
     <w:sectPr>

--- a/lessons/6-7/homework.docx
+++ b/lessons/6-7/homework.docx
@@ -12,7 +12,7 @@
           <w:b/>
           <w:bCs/>
         </w:rPr>
-        <w:t xml:space="preserve">Greatest Common Factor — Homework</w:t>
+        <w:t xml:space="preserve">Find Factors and Multiples — Homework</w:t>
       </w:r>
     </w:p>
     <w:p>
@@ -24,7 +24,7 @@
           <w:i/>
           <w:iCs/>
         </w:rPr>
-        <w:t xml:space="preserve">Lesson 1-2  •  Standard 6.NOS.4</w:t>
+        <w:t xml:space="preserve">Lesson 6-7  •  Standard 6.NOS.4</w:t>
       </w:r>
     </w:p>
     <w:p>
@@ -161,10 +161,10 @@
           <w:b/>
           <w:bCs/>
         </w:rPr>
-        <w:t xml:space="preserve">Factor (Factor)</w:t>
-      </w:r>
-      <w:r>
-        <w:t xml:space="preserve"> — A number that divides another number with nothing left over.</w:t>
+        <w:t xml:space="preserve">Greatest Common Factor (Máximo común divisor)</w:t>
+      </w:r>
+      <w:r>
+        <w:t xml:space="preserve"> — The greatest whole number that divides two or more numbers with no remainder.</w:t>
       </w:r>
     </w:p>
     <w:p>
@@ -224,10 +224,10 @@
           <w:b/>
           <w:bCs/>
         </w:rPr>
-        <w:t xml:space="preserve">Greatest Common Factor (Máximo común divisor)</w:t>
-      </w:r>
-      <w:r>
-        <w:t xml:space="preserve"> — The biggest number that divides two or more numbers evenly.</w:t>
+        <w:t xml:space="preserve">Factor (Factor)</w:t>
+      </w:r>
+      <w:r>
+        <w:t xml:space="preserve"> — A factor of a whole number divides it evenly, with no remainder. For example, 3 is a factor of 12 because 12 ÷ 3 = 4.</w:t>
       </w:r>
     </w:p>
     <w:p>
@@ -255,7 +255,7 @@
                     </pic:cNvPicPr>
                   </pic:nvPicPr>
                   <pic:blipFill>
-                    <a:blip r:embed="rId8" cstate="none"/>
+                    <a:blip r:embed="rId7" cstate="none"/>
                     <a:srcRect/>
                     <a:stretch>
                       <a:fillRect/>
@@ -1854,6 +1854,14 @@
       </w:pPr>
       <w:r>
         <w:t xml:space="preserve">     Correct work: Multiplying the two numbers does not give the GCF. The GCF is the largest factor the numbers SHARE. The common factors of 8 and 20 are 1, 2, and 4, so the GCF is 4 — and a factor can never be larger than the numbers themselves.</w:t>
+      </w:r>
+    </w:p>
+    <w:p>
+      <w:pPr>
+        <w:spacing w:after="80" w:before="0"/>
+      </w:pPr>
+      <w:r>
+        <w:t xml:space="preserve">     Watch for: Jordan multiplied 8 × 20 to get 160, but multiplying two numbers produces a common multiple, not a common factor. A factor of 8 can never be larger than 8 itself. The factors 8 and 20 share are 1, 2, and 4, so GCF(8, 20) = 4.</w:t>
       </w:r>
     </w:p>
     <w:p>

--- a/lessons/6-7/homework.docx
+++ b/lessons/6-7/homework.docx
@@ -479,7 +479,7 @@
         <w:t xml:space="preserve">Factor pair (Par de factores)</w:t>
       </w:r>
       <w:r>
-        <w:t xml:space="preserve"> — Two factors that multiply to make a number. In a problem, one factor is the number of groups and the other is the size of each group.</w:t>
+        <w:t xml:space="preserve"> — Two factors that multiply to make a number. In a word problem, one is the number of groups and the other is the size of each group.</w:t>
       </w:r>
     </w:p>
     <w:p>
